--- a/termpaper/DiPietrantonio_ME5311_TermPaper.docx
+++ b/termpaper/DiPietrantonio_ME5311_TermPaper.docx
@@ -26,7 +26,23 @@
           <w:szCs w:val="22"/>
         </w:rPr>
         <w:br/>
-        <w:t>ME5311: Computational Methods to Viscous Flows</w:t>
+        <w:t>ME</w:t>
+      </w:r>
+      <w:r>
+        <w:rPr>
+          <w:rFonts w:ascii="Times New Roman" w:hAnsi="Times New Roman" w:cs="Times New Roman"/>
+          <w:sz w:val="22"/>
+          <w:szCs w:val="22"/>
+        </w:rPr>
+        <w:t>-</w:t>
+      </w:r>
+      <w:r>
+        <w:rPr>
+          <w:rFonts w:ascii="Times New Roman" w:hAnsi="Times New Roman" w:cs="Times New Roman"/>
+          <w:sz w:val="22"/>
+          <w:szCs w:val="22"/>
+        </w:rPr>
+        <w:t>5311: Computational Methods to Viscous Flows</w:t>
       </w:r>
     </w:p>
     <w:p>
@@ -114,6 +130,8 @@
         <w:pStyle w:val="NoSpacing"/>
         <w:rPr>
           <w:rFonts w:ascii="Times New Roman" w:hAnsi="Times New Roman" w:cs="Times New Roman"/>
+          <w:b/>
+          <w:bCs/>
           <w:sz w:val="22"/>
           <w:szCs w:val="22"/>
         </w:rPr>
@@ -124,20 +142,4299 @@
         <w:pStyle w:val="NoSpacing"/>
         <w:rPr>
           <w:rFonts w:ascii="Times New Roman" w:hAnsi="Times New Roman" w:cs="Times New Roman"/>
-          <w:sz w:val="22"/>
-          <w:szCs w:val="22"/>
-        </w:rPr>
-      </w:pPr>
+          <w:b/>
+          <w:bCs/>
+          <w:sz w:val="22"/>
+          <w:szCs w:val="22"/>
+        </w:rPr>
+      </w:pPr>
+      <w:r>
+        <w:rPr>
+          <w:rFonts w:ascii="Times New Roman" w:hAnsi="Times New Roman" w:cs="Times New Roman"/>
+          <w:b/>
+          <w:bCs/>
+          <w:sz w:val="22"/>
+          <w:szCs w:val="22"/>
+        </w:rPr>
+        <w:t>ABSTRACT</w:t>
+      </w:r>
+    </w:p>
+    <w:p>
+      <w:pPr>
+        <w:rPr>
+          <w:rFonts w:ascii="Times New Roman" w:hAnsi="Times New Roman" w:cs="Times New Roman"/>
+          <w:b/>
+          <w:bCs/>
+          <w:sz w:val="22"/>
+          <w:szCs w:val="22"/>
+        </w:rPr>
+      </w:pPr>
+      <w:r>
+        <w:rPr>
+          <w:rFonts w:ascii="Times New Roman" w:hAnsi="Times New Roman" w:cs="Times New Roman"/>
+          <w:b/>
+          <w:bCs/>
+          <w:sz w:val="22"/>
+          <w:szCs w:val="22"/>
+        </w:rPr>
+        <w:br w:type="page"/>
+      </w:r>
+    </w:p>
+    <w:sdt>
+      <w:sdtPr>
+        <w:rPr>
+          <w:rFonts w:ascii="Times New Roman" w:hAnsi="Times New Roman" w:cs="Times New Roman"/>
+          <w:b/>
+          <w:bCs/>
+          <w:sz w:val="24"/>
+          <w:szCs w:val="24"/>
+        </w:rPr>
+        <w:id w:val="202683641"/>
+        <w:docPartObj>
+          <w:docPartGallery w:val="Table of Contents"/>
+          <w:docPartUnique/>
+        </w:docPartObj>
+      </w:sdtPr>
+      <w:sdtEndPr>
+        <w:rPr>
+          <w:rFonts w:asciiTheme="minorHAnsi" w:eastAsiaTheme="minorHAnsi" w:hAnsiTheme="minorHAnsi" w:cstheme="minorBidi"/>
+          <w:noProof/>
+          <w:spacing w:val="0"/>
+          <w:kern w:val="2"/>
+        </w:rPr>
+      </w:sdtEndPr>
+      <w:sdtContent>
+        <w:p>
+          <w:pPr>
+            <w:pStyle w:val="Title"/>
+            <w:jc w:val="center"/>
+            <w:rPr>
+              <w:rFonts w:ascii="Times New Roman" w:hAnsi="Times New Roman" w:cs="Times New Roman"/>
+              <w:b/>
+              <w:bCs/>
+              <w:sz w:val="24"/>
+              <w:szCs w:val="24"/>
+            </w:rPr>
+          </w:pPr>
+          <w:r>
+            <w:rPr>
+              <w:rFonts w:ascii="Times New Roman" w:hAnsi="Times New Roman" w:cs="Times New Roman"/>
+              <w:b/>
+              <w:bCs/>
+              <w:sz w:val="24"/>
+              <w:szCs w:val="24"/>
+            </w:rPr>
+            <w:t>TABLE OF CONTENTS</w:t>
+          </w:r>
+        </w:p>
+        <w:p>
+          <w:pPr>
+            <w:pStyle w:val="TOC1"/>
+            <w:tabs>
+              <w:tab w:val="left" w:pos="480"/>
+            </w:tabs>
+            <w:rPr>
+              <w:rFonts w:asciiTheme="minorHAnsi" w:eastAsiaTheme="minorEastAsia" w:hAnsiTheme="minorHAnsi" w:cstheme="minorBidi"/>
+            </w:rPr>
+          </w:pPr>
+          <w:r>
+            <w:fldChar w:fldCharType="begin"/>
+          </w:r>
+          <w:r>
+            <w:instrText xml:space="preserve"> TOC \o "1-3" \h \z \u </w:instrText>
+          </w:r>
+          <w:r>
+            <w:fldChar w:fldCharType="separate"/>
+          </w:r>
+          <w:hyperlink w:anchor="_Toc222762149" w:history="1">
+            <w:r>
+              <w:rPr>
+                <w:rStyle w:val="Hyperlink"/>
+              </w:rPr>
+              <w:t>I.</w:t>
+            </w:r>
+            <w:r>
+              <w:rPr>
+                <w:rFonts w:asciiTheme="minorHAnsi" w:eastAsiaTheme="minorEastAsia" w:hAnsiTheme="minorHAnsi" w:cstheme="minorBidi"/>
+              </w:rPr>
+              <w:tab/>
+            </w:r>
+            <w:r>
+              <w:rPr>
+                <w:rStyle w:val="Hyperlink"/>
+              </w:rPr>
+              <w:t>INTRODUCTION</w:t>
+            </w:r>
+            <w:r>
+              <w:rPr>
+                <w:webHidden/>
+              </w:rPr>
+              <w:tab/>
+            </w:r>
+            <w:r>
+              <w:rPr>
+                <w:webHidden/>
+              </w:rPr>
+              <w:fldChar w:fldCharType="begin"/>
+            </w:r>
+            <w:r>
+              <w:rPr>
+                <w:webHidden/>
+              </w:rPr>
+              <w:instrText xml:space="preserve"> PAGEREF _Toc222762149 \h </w:instrText>
+            </w:r>
+            <w:r>
+              <w:rPr>
+                <w:webHidden/>
+              </w:rPr>
+            </w:r>
+            <w:r>
+              <w:rPr>
+                <w:webHidden/>
+              </w:rPr>
+              <w:fldChar w:fldCharType="separate"/>
+            </w:r>
+            <w:r>
+              <w:rPr>
+                <w:webHidden/>
+              </w:rPr>
+              <w:t>3</w:t>
+            </w:r>
+            <w:r>
+              <w:rPr>
+                <w:webHidden/>
+              </w:rPr>
+              <w:fldChar w:fldCharType="end"/>
+            </w:r>
+          </w:hyperlink>
+        </w:p>
+        <w:p>
+          <w:pPr>
+            <w:pStyle w:val="TOC1"/>
+            <w:tabs>
+              <w:tab w:val="left" w:pos="480"/>
+            </w:tabs>
+            <w:rPr>
+              <w:rFonts w:asciiTheme="minorHAnsi" w:eastAsiaTheme="minorEastAsia" w:hAnsiTheme="minorHAnsi" w:cstheme="minorBidi"/>
+            </w:rPr>
+          </w:pPr>
+          <w:hyperlink w:anchor="_Toc222762150" w:history="1">
+            <w:r>
+              <w:rPr>
+                <w:rStyle w:val="Hyperlink"/>
+              </w:rPr>
+              <w:t>II.</w:t>
+            </w:r>
+            <w:r>
+              <w:rPr>
+                <w:rFonts w:asciiTheme="minorHAnsi" w:eastAsiaTheme="minorEastAsia" w:hAnsiTheme="minorHAnsi" w:cstheme="minorBidi"/>
+              </w:rPr>
+              <w:tab/>
+            </w:r>
+            <w:r>
+              <w:rPr>
+                <w:rStyle w:val="Hyperlink"/>
+              </w:rPr>
+              <w:t>BACKGROUND: STOCHASTIC PROCESSES AND OPTION PRICING</w:t>
+            </w:r>
+            <w:r>
+              <w:rPr>
+                <w:webHidden/>
+              </w:rPr>
+              <w:tab/>
+            </w:r>
+            <w:r>
+              <w:rPr>
+                <w:webHidden/>
+              </w:rPr>
+              <w:fldChar w:fldCharType="begin"/>
+            </w:r>
+            <w:r>
+              <w:rPr>
+                <w:webHidden/>
+              </w:rPr>
+              <w:instrText xml:space="preserve"> PAGEREF _Toc222762150 \h </w:instrText>
+            </w:r>
+            <w:r>
+              <w:rPr>
+                <w:webHidden/>
+              </w:rPr>
+            </w:r>
+            <w:r>
+              <w:rPr>
+                <w:webHidden/>
+              </w:rPr>
+              <w:fldChar w:fldCharType="separate"/>
+            </w:r>
+            <w:r>
+              <w:rPr>
+                <w:webHidden/>
+              </w:rPr>
+              <w:t>3</w:t>
+            </w:r>
+            <w:r>
+              <w:rPr>
+                <w:webHidden/>
+              </w:rPr>
+              <w:fldChar w:fldCharType="end"/>
+            </w:r>
+          </w:hyperlink>
+        </w:p>
+        <w:p>
+          <w:pPr>
+            <w:pStyle w:val="TOC1"/>
+            <w:tabs>
+              <w:tab w:val="left" w:pos="720"/>
+            </w:tabs>
+            <w:rPr>
+              <w:rFonts w:asciiTheme="minorHAnsi" w:eastAsiaTheme="minorEastAsia" w:hAnsiTheme="minorHAnsi" w:cstheme="minorBidi"/>
+            </w:rPr>
+          </w:pPr>
+          <w:hyperlink w:anchor="_Toc222762151" w:history="1">
+            <w:r>
+              <w:rPr>
+                <w:rStyle w:val="Hyperlink"/>
+              </w:rPr>
+              <w:t>III.</w:t>
+            </w:r>
+            <w:r>
+              <w:rPr>
+                <w:rFonts w:asciiTheme="minorHAnsi" w:eastAsiaTheme="minorEastAsia" w:hAnsiTheme="minorHAnsi" w:cstheme="minorBidi"/>
+              </w:rPr>
+              <w:tab/>
+            </w:r>
+            <w:r>
+              <w:rPr>
+                <w:rStyle w:val="Hyperlink"/>
+              </w:rPr>
+              <w:t>THE BLACK-SCHOLES-MERTON EQUATION</w:t>
+            </w:r>
+            <w:r>
+              <w:rPr>
+                <w:webHidden/>
+              </w:rPr>
+              <w:tab/>
+            </w:r>
+            <w:r>
+              <w:rPr>
+                <w:webHidden/>
+              </w:rPr>
+              <w:fldChar w:fldCharType="begin"/>
+            </w:r>
+            <w:r>
+              <w:rPr>
+                <w:webHidden/>
+              </w:rPr>
+              <w:instrText xml:space="preserve"> PAGEREF _Toc222762151 \h </w:instrText>
+            </w:r>
+            <w:r>
+              <w:rPr>
+                <w:webHidden/>
+              </w:rPr>
+            </w:r>
+            <w:r>
+              <w:rPr>
+                <w:webHidden/>
+              </w:rPr>
+              <w:fldChar w:fldCharType="separate"/>
+            </w:r>
+            <w:r>
+              <w:rPr>
+                <w:webHidden/>
+              </w:rPr>
+              <w:t>3</w:t>
+            </w:r>
+            <w:r>
+              <w:rPr>
+                <w:webHidden/>
+              </w:rPr>
+              <w:fldChar w:fldCharType="end"/>
+            </w:r>
+          </w:hyperlink>
+        </w:p>
+        <w:p>
+          <w:pPr>
+            <w:pStyle w:val="TOC1"/>
+            <w:tabs>
+              <w:tab w:val="left" w:pos="720"/>
+            </w:tabs>
+            <w:rPr>
+              <w:rFonts w:asciiTheme="minorHAnsi" w:eastAsiaTheme="minorEastAsia" w:hAnsiTheme="minorHAnsi" w:cstheme="minorBidi"/>
+            </w:rPr>
+          </w:pPr>
+          <w:hyperlink w:anchor="_Toc222762152" w:history="1">
+            <w:r>
+              <w:rPr>
+                <w:rStyle w:val="Hyperlink"/>
+              </w:rPr>
+              <w:t>IV.</w:t>
+            </w:r>
+            <w:r>
+              <w:rPr>
+                <w:rFonts w:asciiTheme="minorHAnsi" w:eastAsiaTheme="minorEastAsia" w:hAnsiTheme="minorHAnsi" w:cstheme="minorBidi"/>
+              </w:rPr>
+              <w:tab/>
+            </w:r>
+            <w:r>
+              <w:rPr>
+                <w:rStyle w:val="Hyperlink"/>
+              </w:rPr>
+              <w:t>FORWARD KOLMOGOROV (FOKKER-PLANCK) EQUATION</w:t>
+            </w:r>
+            <w:r>
+              <w:rPr>
+                <w:webHidden/>
+              </w:rPr>
+              <w:tab/>
+            </w:r>
+            <w:r>
+              <w:rPr>
+                <w:webHidden/>
+              </w:rPr>
+              <w:fldChar w:fldCharType="begin"/>
+            </w:r>
+            <w:r>
+              <w:rPr>
+                <w:webHidden/>
+              </w:rPr>
+              <w:instrText xml:space="preserve"> PAGEREF _Toc222762152 \h </w:instrText>
+            </w:r>
+            <w:r>
+              <w:rPr>
+                <w:webHidden/>
+              </w:rPr>
+            </w:r>
+            <w:r>
+              <w:rPr>
+                <w:webHidden/>
+              </w:rPr>
+              <w:fldChar w:fldCharType="separate"/>
+            </w:r>
+            <w:r>
+              <w:rPr>
+                <w:webHidden/>
+              </w:rPr>
+              <w:t>4</w:t>
+            </w:r>
+            <w:r>
+              <w:rPr>
+                <w:webHidden/>
+              </w:rPr>
+              <w:fldChar w:fldCharType="end"/>
+            </w:r>
+          </w:hyperlink>
+        </w:p>
+        <w:p>
+          <w:pPr>
+            <w:pStyle w:val="TOC1"/>
+            <w:tabs>
+              <w:tab w:val="left" w:pos="480"/>
+            </w:tabs>
+            <w:rPr>
+              <w:rFonts w:asciiTheme="minorHAnsi" w:eastAsiaTheme="minorEastAsia" w:hAnsiTheme="minorHAnsi" w:cstheme="minorBidi"/>
+            </w:rPr>
+          </w:pPr>
+          <w:hyperlink w:anchor="_Toc222762153" w:history="1">
+            <w:r>
+              <w:rPr>
+                <w:rStyle w:val="Hyperlink"/>
+              </w:rPr>
+              <w:t>V.</w:t>
+            </w:r>
+            <w:r>
+              <w:rPr>
+                <w:rFonts w:asciiTheme="minorHAnsi" w:eastAsiaTheme="minorEastAsia" w:hAnsiTheme="minorHAnsi" w:cstheme="minorBidi"/>
+              </w:rPr>
+              <w:tab/>
+            </w:r>
+            <w:r>
+              <w:rPr>
+                <w:rStyle w:val="Hyperlink"/>
+              </w:rPr>
+              <w:t>TRANSPORTED PDF METHOD IN CFD</w:t>
+            </w:r>
+            <w:r>
+              <w:rPr>
+                <w:webHidden/>
+              </w:rPr>
+              <w:tab/>
+            </w:r>
+            <w:r>
+              <w:rPr>
+                <w:webHidden/>
+              </w:rPr>
+              <w:fldChar w:fldCharType="begin"/>
+            </w:r>
+            <w:r>
+              <w:rPr>
+                <w:webHidden/>
+              </w:rPr>
+              <w:instrText xml:space="preserve"> PAGEREF _Toc222762153 \h </w:instrText>
+            </w:r>
+            <w:r>
+              <w:rPr>
+                <w:webHidden/>
+              </w:rPr>
+            </w:r>
+            <w:r>
+              <w:rPr>
+                <w:webHidden/>
+              </w:rPr>
+              <w:fldChar w:fldCharType="separate"/>
+            </w:r>
+            <w:r>
+              <w:rPr>
+                <w:webHidden/>
+              </w:rPr>
+              <w:t>4</w:t>
+            </w:r>
+            <w:r>
+              <w:rPr>
+                <w:webHidden/>
+              </w:rPr>
+              <w:fldChar w:fldCharType="end"/>
+            </w:r>
+          </w:hyperlink>
+        </w:p>
+        <w:p>
+          <w:pPr>
+            <w:pStyle w:val="TOC1"/>
+            <w:tabs>
+              <w:tab w:val="left" w:pos="720"/>
+            </w:tabs>
+            <w:rPr>
+              <w:rFonts w:asciiTheme="minorHAnsi" w:eastAsiaTheme="minorEastAsia" w:hAnsiTheme="minorHAnsi" w:cstheme="minorBidi"/>
+            </w:rPr>
+          </w:pPr>
+          <w:hyperlink w:anchor="_Toc222762154" w:history="1">
+            <w:r>
+              <w:rPr>
+                <w:rStyle w:val="Hyperlink"/>
+              </w:rPr>
+              <w:t>VI.</w:t>
+            </w:r>
+            <w:r>
+              <w:rPr>
+                <w:rFonts w:asciiTheme="minorHAnsi" w:eastAsiaTheme="minorEastAsia" w:hAnsiTheme="minorHAnsi" w:cstheme="minorBidi"/>
+              </w:rPr>
+              <w:tab/>
+            </w:r>
+            <w:r>
+              <w:rPr>
+                <w:rStyle w:val="Hyperlink"/>
+              </w:rPr>
+              <w:t>MAPPING BETWEEN BSM AND CFD PDF TRANSPORT</w:t>
+            </w:r>
+            <w:r>
+              <w:rPr>
+                <w:webHidden/>
+              </w:rPr>
+              <w:tab/>
+            </w:r>
+            <w:r>
+              <w:rPr>
+                <w:webHidden/>
+              </w:rPr>
+              <w:fldChar w:fldCharType="begin"/>
+            </w:r>
+            <w:r>
+              <w:rPr>
+                <w:webHidden/>
+              </w:rPr>
+              <w:instrText xml:space="preserve"> PAGEREF _Toc222762154 \h </w:instrText>
+            </w:r>
+            <w:r>
+              <w:rPr>
+                <w:webHidden/>
+              </w:rPr>
+            </w:r>
+            <w:r>
+              <w:rPr>
+                <w:webHidden/>
+              </w:rPr>
+              <w:fldChar w:fldCharType="separate"/>
+            </w:r>
+            <w:r>
+              <w:rPr>
+                <w:webHidden/>
+              </w:rPr>
+              <w:t>5</w:t>
+            </w:r>
+            <w:r>
+              <w:rPr>
+                <w:webHidden/>
+              </w:rPr>
+              <w:fldChar w:fldCharType="end"/>
+            </w:r>
+          </w:hyperlink>
+        </w:p>
+        <w:p>
+          <w:pPr>
+            <w:pStyle w:val="TOC1"/>
+            <w:tabs>
+              <w:tab w:val="left" w:pos="720"/>
+            </w:tabs>
+            <w:rPr>
+              <w:rFonts w:asciiTheme="minorHAnsi" w:eastAsiaTheme="minorEastAsia" w:hAnsiTheme="minorHAnsi" w:cstheme="minorBidi"/>
+            </w:rPr>
+          </w:pPr>
+          <w:hyperlink w:anchor="_Toc222762155" w:history="1">
+            <w:r>
+              <w:rPr>
+                <w:rStyle w:val="Hyperlink"/>
+              </w:rPr>
+              <w:t>VII.</w:t>
+            </w:r>
+            <w:r>
+              <w:rPr>
+                <w:rFonts w:asciiTheme="minorHAnsi" w:eastAsiaTheme="minorEastAsia" w:hAnsiTheme="minorHAnsi" w:cstheme="minorBidi"/>
+              </w:rPr>
+              <w:tab/>
+            </w:r>
+            <w:r>
+              <w:rPr>
+                <w:rStyle w:val="Hyperlink"/>
+              </w:rPr>
+              <w:t>NUMERICAL METHODS COMPARISON</w:t>
+            </w:r>
+            <w:r>
+              <w:rPr>
+                <w:webHidden/>
+              </w:rPr>
+              <w:tab/>
+            </w:r>
+            <w:r>
+              <w:rPr>
+                <w:webHidden/>
+              </w:rPr>
+              <w:fldChar w:fldCharType="begin"/>
+            </w:r>
+            <w:r>
+              <w:rPr>
+                <w:webHidden/>
+              </w:rPr>
+              <w:instrText xml:space="preserve"> PAGEREF _Toc222762155 \h </w:instrText>
+            </w:r>
+            <w:r>
+              <w:rPr>
+                <w:webHidden/>
+              </w:rPr>
+            </w:r>
+            <w:r>
+              <w:rPr>
+                <w:webHidden/>
+              </w:rPr>
+              <w:fldChar w:fldCharType="separate"/>
+            </w:r>
+            <w:r>
+              <w:rPr>
+                <w:webHidden/>
+              </w:rPr>
+              <w:t>5</w:t>
+            </w:r>
+            <w:r>
+              <w:rPr>
+                <w:webHidden/>
+              </w:rPr>
+              <w:fldChar w:fldCharType="end"/>
+            </w:r>
+          </w:hyperlink>
+        </w:p>
+        <w:p>
+          <w:pPr>
+            <w:pStyle w:val="TOC1"/>
+            <w:tabs>
+              <w:tab w:val="left" w:pos="720"/>
+            </w:tabs>
+            <w:rPr>
+              <w:rFonts w:asciiTheme="minorHAnsi" w:eastAsiaTheme="minorEastAsia" w:hAnsiTheme="minorHAnsi" w:cstheme="minorBidi"/>
+            </w:rPr>
+          </w:pPr>
+          <w:hyperlink w:anchor="_Toc222762156" w:history="1">
+            <w:r>
+              <w:rPr>
+                <w:rStyle w:val="Hyperlink"/>
+              </w:rPr>
+              <w:t>VIII.</w:t>
+            </w:r>
+            <w:r>
+              <w:rPr>
+                <w:rFonts w:asciiTheme="minorHAnsi" w:eastAsiaTheme="minorEastAsia" w:hAnsiTheme="minorHAnsi" w:cstheme="minorBidi"/>
+              </w:rPr>
+              <w:tab/>
+            </w:r>
+            <w:r>
+              <w:rPr>
+                <w:rStyle w:val="Hyperlink"/>
+              </w:rPr>
+              <w:t>DISCUSSION</w:t>
+            </w:r>
+            <w:r>
+              <w:rPr>
+                <w:webHidden/>
+              </w:rPr>
+              <w:tab/>
+            </w:r>
+            <w:r>
+              <w:rPr>
+                <w:webHidden/>
+              </w:rPr>
+              <w:fldChar w:fldCharType="begin"/>
+            </w:r>
+            <w:r>
+              <w:rPr>
+                <w:webHidden/>
+              </w:rPr>
+              <w:instrText xml:space="preserve"> PAGEREF _Toc222762156 \h </w:instrText>
+            </w:r>
+            <w:r>
+              <w:rPr>
+                <w:webHidden/>
+              </w:rPr>
+            </w:r>
+            <w:r>
+              <w:rPr>
+                <w:webHidden/>
+              </w:rPr>
+              <w:fldChar w:fldCharType="separate"/>
+            </w:r>
+            <w:r>
+              <w:rPr>
+                <w:webHidden/>
+              </w:rPr>
+              <w:t>5</w:t>
+            </w:r>
+            <w:r>
+              <w:rPr>
+                <w:webHidden/>
+              </w:rPr>
+              <w:fldChar w:fldCharType="end"/>
+            </w:r>
+          </w:hyperlink>
+        </w:p>
+        <w:p>
+          <w:pPr>
+            <w:pStyle w:val="TOC1"/>
+            <w:tabs>
+              <w:tab w:val="left" w:pos="720"/>
+            </w:tabs>
+            <w:rPr>
+              <w:rFonts w:asciiTheme="minorHAnsi" w:eastAsiaTheme="minorEastAsia" w:hAnsiTheme="minorHAnsi" w:cstheme="minorBidi"/>
+            </w:rPr>
+          </w:pPr>
+          <w:hyperlink w:anchor="_Toc222762157" w:history="1">
+            <w:r>
+              <w:rPr>
+                <w:rStyle w:val="Hyperlink"/>
+              </w:rPr>
+              <w:t>IX.</w:t>
+            </w:r>
+            <w:r>
+              <w:rPr>
+                <w:rFonts w:asciiTheme="minorHAnsi" w:eastAsiaTheme="minorEastAsia" w:hAnsiTheme="minorHAnsi" w:cstheme="minorBidi"/>
+              </w:rPr>
+              <w:tab/>
+            </w:r>
+            <w:r>
+              <w:rPr>
+                <w:rStyle w:val="Hyperlink"/>
+              </w:rPr>
+              <w:t>CONCLUSION</w:t>
+            </w:r>
+            <w:r>
+              <w:rPr>
+                <w:webHidden/>
+              </w:rPr>
+              <w:tab/>
+            </w:r>
+            <w:r>
+              <w:rPr>
+                <w:webHidden/>
+              </w:rPr>
+              <w:fldChar w:fldCharType="begin"/>
+            </w:r>
+            <w:r>
+              <w:rPr>
+                <w:webHidden/>
+              </w:rPr>
+              <w:instrText xml:space="preserve"> PAGEREF _Toc222762157 \h </w:instrText>
+            </w:r>
+            <w:r>
+              <w:rPr>
+                <w:webHidden/>
+              </w:rPr>
+            </w:r>
+            <w:r>
+              <w:rPr>
+                <w:webHidden/>
+              </w:rPr>
+              <w:fldChar w:fldCharType="separate"/>
+            </w:r>
+            <w:r>
+              <w:rPr>
+                <w:webHidden/>
+              </w:rPr>
+              <w:t>5</w:t>
+            </w:r>
+            <w:r>
+              <w:rPr>
+                <w:webHidden/>
+              </w:rPr>
+              <w:fldChar w:fldCharType="end"/>
+            </w:r>
+          </w:hyperlink>
+        </w:p>
+        <w:p>
+          <w:pPr>
+            <w:rPr>
+              <w:b/>
+              <w:bCs/>
+              <w:noProof/>
+            </w:rPr>
+          </w:pPr>
+          <w:r>
+            <w:rPr>
+              <w:b/>
+              <w:bCs/>
+              <w:noProof/>
+            </w:rPr>
+            <w:fldChar w:fldCharType="end"/>
+          </w:r>
+        </w:p>
+      </w:sdtContent>
+    </w:sdt>
+    <w:p>
+      <w:pPr>
+        <w:rPr>
+          <w:b/>
+          <w:bCs/>
+          <w:noProof/>
+        </w:rPr>
+      </w:pPr>
+      <w:r>
+        <w:rPr>
+          <w:b/>
+          <w:bCs/>
+          <w:noProof/>
+        </w:rPr>
+        <w:br w:type="page"/>
+      </w:r>
+    </w:p>
+    <w:p>
+      <w:pPr>
+        <w:pStyle w:val="Heading1"/>
+        <w:rPr>
+          <w:sz w:val="28"/>
+        </w:rPr>
+      </w:pPr>
+      <w:bookmarkStart w:id="0" w:name="_Toc222762149"/>
+      <w:r>
+        <w:rPr>
+          <w:caps w:val="0"/>
+        </w:rPr>
+        <w:lastRenderedPageBreak/>
+        <w:t>INTRODUCTION</w:t>
+      </w:r>
+      <w:bookmarkEnd w:id="0"/>
     </w:p>
     <w:p>
       <w:pPr>
         <w:pStyle w:val="NoSpacing"/>
-        <w:rPr>
-          <w:rFonts w:ascii="Times New Roman" w:hAnsi="Times New Roman" w:cs="Times New Roman"/>
-          <w:sz w:val="22"/>
-          <w:szCs w:val="22"/>
-        </w:rPr>
-      </w:pPr>
+        <w:numPr>
+          <w:ilvl w:val="0"/>
+          <w:numId w:val="2"/>
+        </w:numPr>
+        <w:rPr>
+          <w:rFonts w:ascii="Times New Roman" w:hAnsi="Times New Roman" w:cs="Times New Roman"/>
+          <w:b/>
+          <w:bCs/>
+          <w:sz w:val="22"/>
+          <w:szCs w:val="22"/>
+        </w:rPr>
+      </w:pPr>
+      <w:r>
+        <w:rPr>
+          <w:rFonts w:ascii="Times New Roman" w:hAnsi="Times New Roman" w:cs="Times New Roman"/>
+          <w:b/>
+          <w:bCs/>
+          <w:sz w:val="22"/>
+          <w:szCs w:val="22"/>
+        </w:rPr>
+        <w:t>Sources:</w:t>
+      </w:r>
+    </w:p>
+    <w:p>
+      <w:pPr>
+        <w:pStyle w:val="NoSpacing"/>
+        <w:numPr>
+          <w:ilvl w:val="1"/>
+          <w:numId w:val="2"/>
+        </w:numPr>
+        <w:rPr>
+          <w:rFonts w:ascii="Times New Roman" w:hAnsi="Times New Roman" w:cs="Times New Roman"/>
+          <w:b/>
+          <w:bCs/>
+          <w:sz w:val="22"/>
+          <w:szCs w:val="22"/>
+        </w:rPr>
+      </w:pPr>
+      <w:r>
+        <w:rPr>
+          <w:rFonts w:ascii="Times New Roman" w:hAnsi="Times New Roman" w:cs="Times New Roman"/>
+          <w:sz w:val="22"/>
+          <w:szCs w:val="22"/>
+        </w:rPr>
+        <w:t>N/A</w:t>
+      </w:r>
+    </w:p>
+    <w:p>
+      <w:pPr>
+        <w:pStyle w:val="NoSpacing"/>
+        <w:numPr>
+          <w:ilvl w:val="0"/>
+          <w:numId w:val="2"/>
+        </w:numPr>
+        <w:rPr>
+          <w:rFonts w:ascii="Times New Roman" w:hAnsi="Times New Roman" w:cs="Times New Roman"/>
+          <w:b/>
+          <w:bCs/>
+          <w:sz w:val="22"/>
+          <w:szCs w:val="22"/>
+        </w:rPr>
+      </w:pPr>
+      <w:r>
+        <w:rPr>
+          <w:rFonts w:ascii="Times New Roman" w:hAnsi="Times New Roman" w:cs="Times New Roman"/>
+          <w:b/>
+          <w:bCs/>
+          <w:sz w:val="22"/>
+          <w:szCs w:val="22"/>
+        </w:rPr>
+        <w:t>Content</w:t>
+      </w:r>
+      <w:r>
+        <w:rPr>
+          <w:rFonts w:ascii="Times New Roman" w:hAnsi="Times New Roman" w:cs="Times New Roman"/>
+          <w:b/>
+          <w:bCs/>
+          <w:sz w:val="22"/>
+          <w:szCs w:val="22"/>
+        </w:rPr>
+        <w:t>:</w:t>
+      </w:r>
+    </w:p>
+    <w:p>
+      <w:pPr>
+        <w:pStyle w:val="NoSpacing"/>
+        <w:numPr>
+          <w:ilvl w:val="1"/>
+          <w:numId w:val="2"/>
+        </w:numPr>
+        <w:rPr>
+          <w:rFonts w:ascii="Times New Roman" w:hAnsi="Times New Roman" w:cs="Times New Roman"/>
+          <w:b/>
+          <w:bCs/>
+          <w:sz w:val="22"/>
+          <w:szCs w:val="22"/>
+        </w:rPr>
+      </w:pPr>
+      <w:r>
+        <w:rPr>
+          <w:rFonts w:ascii="Times New Roman" w:hAnsi="Times New Roman" w:cs="Times New Roman"/>
+          <w:sz w:val="22"/>
+          <w:szCs w:val="22"/>
+        </w:rPr>
+        <w:t>Why a financial PDE is correlated to CFD</w:t>
+      </w:r>
+    </w:p>
+    <w:p>
+      <w:pPr>
+        <w:pStyle w:val="NoSpacing"/>
+        <w:numPr>
+          <w:ilvl w:val="1"/>
+          <w:numId w:val="2"/>
+        </w:numPr>
+        <w:rPr>
+          <w:rFonts w:ascii="Times New Roman" w:hAnsi="Times New Roman" w:cs="Times New Roman"/>
+          <w:b/>
+          <w:bCs/>
+          <w:sz w:val="22"/>
+          <w:szCs w:val="22"/>
+        </w:rPr>
+      </w:pPr>
+      <w:r>
+        <w:rPr>
+          <w:rFonts w:ascii="Times New Roman" w:hAnsi="Times New Roman" w:cs="Times New Roman"/>
+          <w:sz w:val="22"/>
+          <w:szCs w:val="22"/>
+        </w:rPr>
+        <w:t>Core idea: option pricing as a diffusion-advection problem for a probability density</w:t>
+      </w:r>
+    </w:p>
+    <w:p>
+      <w:pPr>
+        <w:pStyle w:val="NoSpacing"/>
+        <w:numPr>
+          <w:ilvl w:val="1"/>
+          <w:numId w:val="2"/>
+        </w:numPr>
+        <w:rPr>
+          <w:rFonts w:ascii="Times New Roman" w:hAnsi="Times New Roman" w:cs="Times New Roman"/>
+          <w:b/>
+          <w:bCs/>
+          <w:sz w:val="22"/>
+          <w:szCs w:val="22"/>
+        </w:rPr>
+      </w:pPr>
+      <w:r>
+        <w:rPr>
+          <w:rFonts w:ascii="Times New Roman" w:hAnsi="Times New Roman" w:cs="Times New Roman"/>
+          <w:sz w:val="22"/>
+          <w:szCs w:val="22"/>
+        </w:rPr>
+        <w:t>Goal: show the equivalence between the BSM equation and a transported PDF equation</w:t>
+      </w:r>
+    </w:p>
+    <w:p>
+      <w:pPr>
+        <w:pStyle w:val="NoSpacing"/>
+        <w:rPr>
+          <w:rFonts w:ascii="Times New Roman" w:hAnsi="Times New Roman" w:cs="Times New Roman"/>
+          <w:sz w:val="22"/>
+          <w:szCs w:val="22"/>
+        </w:rPr>
+      </w:pPr>
+    </w:p>
+    <w:p>
+      <w:pPr>
+        <w:pStyle w:val="Heading1"/>
+      </w:pPr>
+      <w:bookmarkStart w:id="1" w:name="_Toc222762150"/>
+      <w:r>
+        <w:rPr>
+          <w:rStyle w:val="Heading1Char"/>
+          <w:b/>
+        </w:rPr>
+        <w:t>BACKGROUND</w:t>
+      </w:r>
+      <w:r>
+        <w:rPr>
+          <w:caps w:val="0"/>
+        </w:rPr>
+        <w:t>: STOCHASTIC PROCESSES AND OPTION PRICING</w:t>
+      </w:r>
+      <w:bookmarkEnd w:id="1"/>
+    </w:p>
+    <w:p>
+      <w:pPr>
+        <w:pStyle w:val="NoSpacing"/>
+        <w:numPr>
+          <w:ilvl w:val="0"/>
+          <w:numId w:val="2"/>
+        </w:numPr>
+        <w:rPr>
+          <w:rFonts w:ascii="Times New Roman" w:hAnsi="Times New Roman" w:cs="Times New Roman"/>
+          <w:b/>
+          <w:bCs/>
+          <w:sz w:val="22"/>
+          <w:szCs w:val="22"/>
+        </w:rPr>
+      </w:pPr>
+      <w:r>
+        <w:rPr>
+          <w:rFonts w:ascii="Times New Roman" w:hAnsi="Times New Roman" w:cs="Times New Roman"/>
+          <w:b/>
+          <w:bCs/>
+          <w:sz w:val="22"/>
+          <w:szCs w:val="22"/>
+        </w:rPr>
+        <w:t>Sources</w:t>
+      </w:r>
+    </w:p>
+    <w:p>
+      <w:pPr>
+        <w:pStyle w:val="NoSpacing"/>
+        <w:numPr>
+          <w:ilvl w:val="1"/>
+          <w:numId w:val="2"/>
+        </w:numPr>
+        <w:rPr>
+          <w:rFonts w:ascii="Times New Roman" w:hAnsi="Times New Roman" w:cs="Times New Roman"/>
+          <w:b/>
+          <w:bCs/>
+          <w:sz w:val="22"/>
+          <w:szCs w:val="22"/>
+        </w:rPr>
+      </w:pPr>
+      <w:r>
+        <w:rPr>
+          <w:rFonts w:ascii="Times New Roman" w:hAnsi="Times New Roman" w:cs="Times New Roman"/>
+          <w:sz w:val="22"/>
+          <w:szCs w:val="22"/>
+        </w:rPr>
+        <w:t>Shreve</w:t>
+      </w:r>
+    </w:p>
+    <w:p>
+      <w:pPr>
+        <w:pStyle w:val="NoSpacing"/>
+        <w:numPr>
+          <w:ilvl w:val="1"/>
+          <w:numId w:val="2"/>
+        </w:numPr>
+        <w:rPr>
+          <w:rFonts w:ascii="Times New Roman" w:hAnsi="Times New Roman" w:cs="Times New Roman"/>
+          <w:b/>
+          <w:bCs/>
+          <w:sz w:val="22"/>
+          <w:szCs w:val="22"/>
+        </w:rPr>
+      </w:pPr>
+      <w:r>
+        <w:rPr>
+          <w:rFonts w:ascii="Times New Roman" w:hAnsi="Times New Roman" w:cs="Times New Roman"/>
+          <w:sz w:val="22"/>
+          <w:szCs w:val="22"/>
+        </w:rPr>
+        <w:t>Baxter &amp; Rennie</w:t>
+      </w:r>
+    </w:p>
+    <w:p>
+      <w:pPr>
+        <w:pStyle w:val="NoSpacing"/>
+        <w:numPr>
+          <w:ilvl w:val="0"/>
+          <w:numId w:val="2"/>
+        </w:numPr>
+        <w:rPr>
+          <w:rFonts w:ascii="Times New Roman" w:hAnsi="Times New Roman" w:cs="Times New Roman"/>
+          <w:b/>
+          <w:bCs/>
+          <w:sz w:val="22"/>
+          <w:szCs w:val="22"/>
+        </w:rPr>
+      </w:pPr>
+      <w:r>
+        <w:rPr>
+          <w:rFonts w:ascii="Times New Roman" w:hAnsi="Times New Roman" w:cs="Times New Roman"/>
+          <w:b/>
+          <w:bCs/>
+          <w:sz w:val="22"/>
+          <w:szCs w:val="22"/>
+        </w:rPr>
+        <w:t>Content:</w:t>
+      </w:r>
+    </w:p>
+    <w:p>
+      <w:pPr>
+        <w:pStyle w:val="NoSpacing"/>
+        <w:numPr>
+          <w:ilvl w:val="1"/>
+          <w:numId w:val="2"/>
+        </w:numPr>
+        <w:rPr>
+          <w:rFonts w:ascii="Times New Roman" w:hAnsi="Times New Roman" w:cs="Times New Roman"/>
+          <w:b/>
+          <w:bCs/>
+          <w:sz w:val="22"/>
+          <w:szCs w:val="22"/>
+        </w:rPr>
+      </w:pPr>
+      <w:r>
+        <w:rPr>
+          <w:rFonts w:ascii="Times New Roman" w:hAnsi="Times New Roman" w:cs="Times New Roman"/>
+          <w:sz w:val="22"/>
+          <w:szCs w:val="22"/>
+        </w:rPr>
+        <w:t>Geometric Brownian motion</w:t>
+      </w:r>
+    </w:p>
+    <w:p>
+      <w:pPr>
+        <w:pStyle w:val="NoSpacing"/>
+        <w:numPr>
+          <w:ilvl w:val="2"/>
+          <w:numId w:val="2"/>
+        </w:numPr>
+        <w:rPr>
+          <w:rFonts w:ascii="Times New Roman" w:hAnsi="Times New Roman" w:cs="Times New Roman"/>
+          <w:b/>
+          <w:bCs/>
+          <w:sz w:val="22"/>
+          <w:szCs w:val="22"/>
+        </w:rPr>
+      </w:pPr>
+      <m:oMath>
+        <m:r>
+          <m:rPr>
+            <m:sty m:val="bi"/>
+          </m:rPr>
+          <w:rPr>
+            <w:rFonts w:ascii="Cambria Math" w:hAnsi="Cambria Math" w:cs="Times New Roman"/>
+            <w:sz w:val="22"/>
+            <w:szCs w:val="22"/>
+          </w:rPr>
+          <m:t>dS=μSdt+σSd</m:t>
+        </m:r>
+        <m:sSub>
+          <m:sSubPr>
+            <m:ctrlPr>
+              <w:rPr>
+                <w:rFonts w:ascii="Cambria Math" w:hAnsi="Cambria Math" w:cs="Times New Roman"/>
+                <w:b/>
+                <w:bCs/>
+                <w:i/>
+                <w:sz w:val="22"/>
+                <w:szCs w:val="22"/>
+              </w:rPr>
+            </m:ctrlPr>
+          </m:sSubPr>
+          <m:e>
+            <m:r>
+              <m:rPr>
+                <m:sty m:val="bi"/>
+              </m:rPr>
+              <w:rPr>
+                <w:rFonts w:ascii="Cambria Math" w:hAnsi="Cambria Math" w:cs="Times New Roman"/>
+                <w:sz w:val="22"/>
+                <w:szCs w:val="22"/>
+              </w:rPr>
+              <m:t>W</m:t>
+            </m:r>
+          </m:e>
+          <m:sub>
+            <m:r>
+              <m:rPr>
+                <m:sty m:val="bi"/>
+              </m:rPr>
+              <w:rPr>
+                <w:rFonts w:ascii="Cambria Math" w:hAnsi="Cambria Math" w:cs="Times New Roman"/>
+                <w:sz w:val="22"/>
+                <w:szCs w:val="22"/>
+              </w:rPr>
+              <m:t>t</m:t>
+            </m:r>
+          </m:sub>
+        </m:sSub>
+      </m:oMath>
+    </w:p>
+    <w:p>
+      <w:pPr>
+        <w:pStyle w:val="NoSpacing"/>
+        <w:numPr>
+          <w:ilvl w:val="1"/>
+          <w:numId w:val="2"/>
+        </w:numPr>
+        <w:rPr>
+          <w:rFonts w:ascii="Times New Roman" w:eastAsiaTheme="minorEastAsia" w:hAnsi="Times New Roman" w:cs="Times New Roman"/>
+          <w:b/>
+          <w:bCs/>
+          <w:sz w:val="22"/>
+          <w:szCs w:val="22"/>
+        </w:rPr>
+      </w:pPr>
+      <w:r>
+        <w:rPr>
+          <w:rFonts w:ascii="Times New Roman" w:hAnsi="Times New Roman" w:cs="Times New Roman"/>
+          <w:sz w:val="22"/>
+          <w:szCs w:val="22"/>
+        </w:rPr>
+        <w:t xml:space="preserve">Risk neutral measure and drift replacement </w:t>
+      </w:r>
+      <m:oMath>
+        <m:r>
+          <w:rPr>
+            <w:rFonts w:ascii="Cambria Math" w:hAnsi="Cambria Math" w:cs="Times New Roman"/>
+            <w:sz w:val="22"/>
+            <w:szCs w:val="22"/>
+          </w:rPr>
+          <m:t>μ→r</m:t>
+        </m:r>
+      </m:oMath>
+    </w:p>
+    <w:p>
+      <w:pPr>
+        <w:pStyle w:val="NoSpacing"/>
+        <w:numPr>
+          <w:ilvl w:val="1"/>
+          <w:numId w:val="2"/>
+        </w:numPr>
+        <w:rPr>
+          <w:rFonts w:ascii="Times New Roman" w:eastAsiaTheme="minorEastAsia" w:hAnsi="Times New Roman" w:cs="Times New Roman"/>
+          <w:b/>
+          <w:bCs/>
+          <w:sz w:val="22"/>
+          <w:szCs w:val="22"/>
+        </w:rPr>
+      </w:pPr>
+      <w:r>
+        <w:rPr>
+          <w:rFonts w:ascii="Times New Roman" w:eastAsiaTheme="minorEastAsia" w:hAnsi="Times New Roman" w:cs="Times New Roman"/>
+          <w:sz w:val="22"/>
+          <w:szCs w:val="22"/>
+        </w:rPr>
+        <w:t xml:space="preserve">Derivation of the BSM PDE from the </w:t>
+      </w:r>
+      <w:proofErr w:type="spellStart"/>
+      <w:r>
+        <w:rPr>
+          <w:rFonts w:ascii="Times New Roman" w:eastAsiaTheme="minorEastAsia" w:hAnsi="Times New Roman" w:cs="Times New Roman"/>
+          <w:sz w:val="22"/>
+          <w:szCs w:val="22"/>
+        </w:rPr>
+        <w:t>ito</w:t>
+      </w:r>
+      <w:proofErr w:type="spellEnd"/>
+      <w:r>
+        <w:rPr>
+          <w:rFonts w:ascii="Times New Roman" w:eastAsiaTheme="minorEastAsia" w:hAnsi="Times New Roman" w:cs="Times New Roman"/>
+          <w:sz w:val="22"/>
+          <w:szCs w:val="22"/>
+        </w:rPr>
+        <w:t xml:space="preserve"> calculus (Shreve; Baxter &amp; Rennie)</w:t>
+      </w:r>
+    </w:p>
+    <w:p>
+      <w:pPr>
+        <w:pStyle w:val="NoSpacing"/>
+        <w:numPr>
+          <w:ilvl w:val="0"/>
+          <w:numId w:val="2"/>
+        </w:numPr>
+        <w:rPr>
+          <w:rFonts w:ascii="Times New Roman" w:eastAsiaTheme="minorEastAsia" w:hAnsi="Times New Roman" w:cs="Times New Roman"/>
+          <w:b/>
+          <w:bCs/>
+          <w:sz w:val="22"/>
+          <w:szCs w:val="22"/>
+        </w:rPr>
+      </w:pPr>
+      <w:r>
+        <w:rPr>
+          <w:rFonts w:ascii="Times New Roman" w:eastAsiaTheme="minorEastAsia" w:hAnsi="Times New Roman" w:cs="Times New Roman"/>
+          <w:b/>
+          <w:bCs/>
+          <w:sz w:val="22"/>
+          <w:szCs w:val="22"/>
+        </w:rPr>
+        <w:t>Notes:</w:t>
+      </w:r>
+    </w:p>
+    <w:p>
+      <w:pPr>
+        <w:pStyle w:val="NoSpacing"/>
+        <w:numPr>
+          <w:ilvl w:val="1"/>
+          <w:numId w:val="2"/>
+        </w:numPr>
+        <w:rPr>
+          <w:rFonts w:ascii="Times New Roman" w:hAnsi="Times New Roman" w:cs="Times New Roman"/>
+          <w:b/>
+          <w:bCs/>
+          <w:sz w:val="22"/>
+          <w:szCs w:val="22"/>
+        </w:rPr>
+      </w:pPr>
+      <w:r>
+        <w:rPr>
+          <w:rFonts w:ascii="Times New Roman" w:hAnsi="Times New Roman" w:cs="Times New Roman"/>
+          <w:sz w:val="22"/>
+          <w:szCs w:val="22"/>
+        </w:rPr>
+        <w:t xml:space="preserve">BSM comes from stochastic calculus, not fluids </w:t>
+      </w:r>
+      <w:r>
+        <w:rPr>
+          <w:rFonts w:ascii="Times New Roman" w:hAnsi="Times New Roman" w:cs="Times New Roman"/>
+          <w:sz w:val="22"/>
+          <w:szCs w:val="22"/>
+        </w:rPr>
+        <w:sym w:font="Wingdings" w:char="F0E0"/>
+      </w:r>
+      <w:r>
+        <w:rPr>
+          <w:rFonts w:ascii="Times New Roman" w:hAnsi="Times New Roman" w:cs="Times New Roman"/>
+          <w:sz w:val="22"/>
+          <w:szCs w:val="22"/>
+        </w:rPr>
+        <w:t xml:space="preserve"> provide minimum mathematical background</w:t>
+      </w:r>
+    </w:p>
+    <w:p>
+      <w:pPr>
+        <w:pStyle w:val="NoSpacing"/>
+        <w:numPr>
+          <w:ilvl w:val="2"/>
+          <w:numId w:val="2"/>
+        </w:numPr>
+        <w:rPr>
+          <w:rFonts w:ascii="Times New Roman" w:hAnsi="Times New Roman" w:cs="Times New Roman"/>
+          <w:b/>
+          <w:bCs/>
+          <w:sz w:val="22"/>
+          <w:szCs w:val="22"/>
+        </w:rPr>
+      </w:pPr>
+      <w:r>
+        <w:rPr>
+          <w:rFonts w:ascii="Times New Roman" w:hAnsi="Times New Roman" w:cs="Times New Roman"/>
+          <w:sz w:val="22"/>
+          <w:szCs w:val="22"/>
+        </w:rPr>
+        <w:t>What random motion the asset follows</w:t>
+      </w:r>
+    </w:p>
+    <w:p>
+      <w:pPr>
+        <w:pStyle w:val="NoSpacing"/>
+        <w:numPr>
+          <w:ilvl w:val="2"/>
+          <w:numId w:val="2"/>
+        </w:numPr>
+        <w:rPr>
+          <w:rFonts w:ascii="Times New Roman" w:hAnsi="Times New Roman" w:cs="Times New Roman"/>
+          <w:b/>
+          <w:bCs/>
+          <w:sz w:val="22"/>
+          <w:szCs w:val="22"/>
+        </w:rPr>
+      </w:pPr>
+      <w:r>
+        <w:rPr>
+          <w:rFonts w:ascii="Times New Roman" w:hAnsi="Times New Roman" w:cs="Times New Roman"/>
+          <w:sz w:val="22"/>
+          <w:szCs w:val="22"/>
+        </w:rPr>
+        <w:t xml:space="preserve">How </w:t>
+      </w:r>
+      <w:proofErr w:type="spellStart"/>
+      <w:r>
+        <w:rPr>
+          <w:rFonts w:ascii="Times New Roman" w:hAnsi="Times New Roman" w:cs="Times New Roman"/>
+          <w:sz w:val="22"/>
+          <w:szCs w:val="22"/>
+        </w:rPr>
+        <w:t>ito</w:t>
+      </w:r>
+      <w:proofErr w:type="spellEnd"/>
+      <w:r>
+        <w:rPr>
+          <w:rFonts w:ascii="Times New Roman" w:hAnsi="Times New Roman" w:cs="Times New Roman"/>
+          <w:sz w:val="22"/>
+          <w:szCs w:val="22"/>
+        </w:rPr>
+        <w:t xml:space="preserve"> calculus leads to a PDE</w:t>
+      </w:r>
+    </w:p>
+    <w:p>
+      <w:pPr>
+        <w:pStyle w:val="NoSpacing"/>
+        <w:numPr>
+          <w:ilvl w:val="2"/>
+          <w:numId w:val="2"/>
+        </w:numPr>
+        <w:rPr>
+          <w:rFonts w:ascii="Times New Roman" w:hAnsi="Times New Roman" w:cs="Times New Roman"/>
+          <w:b/>
+          <w:bCs/>
+          <w:sz w:val="22"/>
+          <w:szCs w:val="22"/>
+        </w:rPr>
+      </w:pPr>
+      <w:r>
+        <w:rPr>
+          <w:rFonts w:ascii="Times New Roman" w:hAnsi="Times New Roman" w:cs="Times New Roman"/>
+          <w:sz w:val="22"/>
+          <w:szCs w:val="22"/>
+        </w:rPr>
+        <w:t>Why the PDE is meaningful</w:t>
+      </w:r>
+    </w:p>
+    <w:p>
+      <w:pPr>
+        <w:pStyle w:val="NoSpacing"/>
+        <w:numPr>
+          <w:ilvl w:val="2"/>
+          <w:numId w:val="2"/>
+        </w:numPr>
+        <w:rPr>
+          <w:rFonts w:ascii="Times New Roman" w:hAnsi="Times New Roman" w:cs="Times New Roman"/>
+          <w:b/>
+          <w:bCs/>
+          <w:sz w:val="22"/>
+          <w:szCs w:val="22"/>
+        </w:rPr>
+      </w:pPr>
+      <w:r>
+        <w:rPr>
+          <w:rFonts w:ascii="Times New Roman" w:hAnsi="Times New Roman" w:cs="Times New Roman"/>
+          <w:sz w:val="22"/>
+          <w:szCs w:val="22"/>
+        </w:rPr>
+        <w:t>Essential for reader to understand where the equation comes from before comparison to CFD</w:t>
+      </w:r>
+    </w:p>
+    <w:p>
+      <w:pPr>
+        <w:pStyle w:val="NoSpacing"/>
+        <w:rPr>
+          <w:rFonts w:ascii="Times New Roman" w:eastAsiaTheme="minorEastAsia" w:hAnsi="Times New Roman" w:cs="Times New Roman"/>
+          <w:sz w:val="22"/>
+          <w:szCs w:val="22"/>
+        </w:rPr>
+      </w:pPr>
+    </w:p>
+    <w:p>
+      <w:pPr>
+        <w:pStyle w:val="Heading1"/>
+        <w:rPr>
+          <w:rFonts w:eastAsiaTheme="minorEastAsia"/>
+        </w:rPr>
+      </w:pPr>
+      <w:bookmarkStart w:id="2" w:name="_Toc222762151"/>
+      <w:r>
+        <w:rPr>
+          <w:rFonts w:eastAsiaTheme="minorEastAsia"/>
+        </w:rPr>
+        <w:t>THE BLACK-SCHOLES-MERTON EQUATION</w:t>
+      </w:r>
+      <w:bookmarkEnd w:id="2"/>
+    </w:p>
+    <w:p>
+      <w:pPr>
+        <w:pStyle w:val="ListParagraph"/>
+        <w:numPr>
+          <w:ilvl w:val="0"/>
+          <w:numId w:val="2"/>
+        </w:numPr>
+        <w:rPr>
+          <w:rFonts w:ascii="Times New Roman" w:hAnsi="Times New Roman" w:cs="Times New Roman"/>
+          <w:sz w:val="22"/>
+          <w:szCs w:val="22"/>
+        </w:rPr>
+      </w:pPr>
+      <w:r>
+        <w:rPr>
+          <w:rFonts w:ascii="Times New Roman" w:hAnsi="Times New Roman" w:cs="Times New Roman"/>
+          <w:b/>
+          <w:bCs/>
+          <w:sz w:val="22"/>
+          <w:szCs w:val="22"/>
+        </w:rPr>
+        <w:t>Sources:</w:t>
+      </w:r>
+    </w:p>
+    <w:p>
+      <w:pPr>
+        <w:pStyle w:val="ListParagraph"/>
+        <w:numPr>
+          <w:ilvl w:val="1"/>
+          <w:numId w:val="2"/>
+        </w:numPr>
+        <w:rPr>
+          <w:rFonts w:ascii="Times New Roman" w:hAnsi="Times New Roman" w:cs="Times New Roman"/>
+          <w:sz w:val="22"/>
+          <w:szCs w:val="22"/>
+        </w:rPr>
+      </w:pPr>
+      <w:r>
+        <w:rPr>
+          <w:rFonts w:ascii="Times New Roman" w:hAnsi="Times New Roman" w:cs="Times New Roman"/>
+          <w:sz w:val="22"/>
+          <w:szCs w:val="22"/>
+        </w:rPr>
+        <w:t>Black &amp; Scholes</w:t>
+      </w:r>
+    </w:p>
+    <w:p>
+      <w:pPr>
+        <w:pStyle w:val="ListParagraph"/>
+        <w:numPr>
+          <w:ilvl w:val="1"/>
+          <w:numId w:val="2"/>
+        </w:numPr>
+        <w:rPr>
+          <w:rFonts w:ascii="Times New Roman" w:hAnsi="Times New Roman" w:cs="Times New Roman"/>
+          <w:sz w:val="22"/>
+          <w:szCs w:val="22"/>
+        </w:rPr>
+      </w:pPr>
+      <w:r>
+        <w:rPr>
+          <w:rFonts w:ascii="Times New Roman" w:hAnsi="Times New Roman" w:cs="Times New Roman"/>
+          <w:sz w:val="22"/>
+          <w:szCs w:val="22"/>
+        </w:rPr>
+        <w:t>Merton</w:t>
+      </w:r>
+    </w:p>
+    <w:p>
+      <w:pPr>
+        <w:pStyle w:val="ListParagraph"/>
+        <w:numPr>
+          <w:ilvl w:val="1"/>
+          <w:numId w:val="2"/>
+        </w:numPr>
+        <w:rPr>
+          <w:rFonts w:ascii="Times New Roman" w:hAnsi="Times New Roman" w:cs="Times New Roman"/>
+          <w:sz w:val="22"/>
+          <w:szCs w:val="22"/>
+        </w:rPr>
+      </w:pPr>
+      <w:r>
+        <w:rPr>
+          <w:rFonts w:ascii="Times New Roman" w:hAnsi="Times New Roman" w:cs="Times New Roman"/>
+          <w:sz w:val="22"/>
+          <w:szCs w:val="22"/>
+        </w:rPr>
+        <w:t>Shreve</w:t>
+      </w:r>
+    </w:p>
+    <w:p>
+      <w:pPr>
+        <w:pStyle w:val="ListParagraph"/>
+        <w:numPr>
+          <w:ilvl w:val="0"/>
+          <w:numId w:val="2"/>
+        </w:numPr>
+        <w:rPr>
+          <w:rFonts w:ascii="Times New Roman" w:hAnsi="Times New Roman" w:cs="Times New Roman"/>
+          <w:sz w:val="22"/>
+          <w:szCs w:val="22"/>
+        </w:rPr>
+      </w:pPr>
+      <w:r>
+        <w:rPr>
+          <w:rFonts w:ascii="Times New Roman" w:hAnsi="Times New Roman" w:cs="Times New Roman"/>
+          <w:b/>
+          <w:bCs/>
+          <w:sz w:val="22"/>
+          <w:szCs w:val="22"/>
+        </w:rPr>
+        <w:t>Content:</w:t>
+      </w:r>
+    </w:p>
+    <w:p>
+      <w:pPr>
+        <w:pStyle w:val="ListParagraph"/>
+        <w:numPr>
+          <w:ilvl w:val="1"/>
+          <w:numId w:val="2"/>
+        </w:numPr>
+        <w:rPr>
+          <w:rFonts w:ascii="Times New Roman" w:hAnsi="Times New Roman" w:cs="Times New Roman"/>
+          <w:sz w:val="22"/>
+          <w:szCs w:val="22"/>
+        </w:rPr>
+      </w:pPr>
+      <w:r>
+        <w:rPr>
+          <w:rFonts w:ascii="Times New Roman" w:hAnsi="Times New Roman" w:cs="Times New Roman"/>
+          <w:sz w:val="22"/>
+          <w:szCs w:val="22"/>
+        </w:rPr>
+        <w:t>Final Form</w:t>
+      </w:r>
+    </w:p>
+    <w:p>
+      <w:pPr>
+        <w:pStyle w:val="ListParagraph"/>
+        <w:numPr>
+          <w:ilvl w:val="2"/>
+          <w:numId w:val="2"/>
+        </w:numPr>
+        <w:rPr>
+          <w:rFonts w:ascii="Times New Roman" w:hAnsi="Times New Roman" w:cs="Times New Roman"/>
+          <w:sz w:val="22"/>
+          <w:szCs w:val="22"/>
+        </w:rPr>
+      </w:pPr>
+      <m:oMath>
+        <m:f>
+          <m:fPr>
+            <m:ctrlPr>
+              <w:rPr>
+                <w:rFonts w:ascii="Cambria Math" w:hAnsi="Cambria Math" w:cs="Times New Roman"/>
+                <w:i/>
+                <w:sz w:val="22"/>
+                <w:szCs w:val="22"/>
+              </w:rPr>
+            </m:ctrlPr>
+          </m:fPr>
+          <m:num>
+            <m:r>
+              <w:rPr>
+                <w:rFonts w:ascii="Cambria Math" w:hAnsi="Cambria Math" w:cs="Times New Roman"/>
+                <w:sz w:val="22"/>
+                <w:szCs w:val="22"/>
+              </w:rPr>
+              <m:t>∂V</m:t>
+            </m:r>
+          </m:num>
+          <m:den>
+            <m:r>
+              <w:rPr>
+                <w:rFonts w:ascii="Cambria Math" w:hAnsi="Cambria Math" w:cs="Times New Roman"/>
+                <w:sz w:val="22"/>
+                <w:szCs w:val="22"/>
+              </w:rPr>
+              <m:t>∂t</m:t>
+            </m:r>
+          </m:den>
+        </m:f>
+        <m:r>
+          <w:rPr>
+            <w:rFonts w:ascii="Cambria Math" w:hAnsi="Cambria Math" w:cs="Times New Roman"/>
+            <w:sz w:val="22"/>
+            <w:szCs w:val="22"/>
+          </w:rPr>
+          <m:t>+1\2</m:t>
+        </m:r>
+        <m:f>
+          <m:fPr>
+            <m:ctrlPr>
+              <w:rPr>
+                <w:rFonts w:ascii="Cambria Math" w:hAnsi="Cambria Math" w:cs="Times New Roman"/>
+                <w:i/>
+                <w:sz w:val="22"/>
+                <w:szCs w:val="22"/>
+              </w:rPr>
+            </m:ctrlPr>
+          </m:fPr>
+          <m:num>
+            <m:sSup>
+              <m:sSupPr>
+                <m:ctrlPr>
+                  <w:rPr>
+                    <w:rFonts w:ascii="Cambria Math" w:hAnsi="Cambria Math" w:cs="Times New Roman"/>
+                    <w:i/>
+                    <w:sz w:val="22"/>
+                    <w:szCs w:val="22"/>
+                  </w:rPr>
+                </m:ctrlPr>
+              </m:sSupPr>
+              <m:e>
+                <m:r>
+                  <w:rPr>
+                    <w:rFonts w:ascii="Cambria Math" w:hAnsi="Cambria Math" w:cs="Times New Roman"/>
+                    <w:sz w:val="22"/>
+                    <w:szCs w:val="22"/>
+                  </w:rPr>
+                  <m:t>σ</m:t>
+                </m:r>
+              </m:e>
+              <m:sup>
+                <m:r>
+                  <w:rPr>
+                    <w:rFonts w:ascii="Cambria Math" w:hAnsi="Cambria Math" w:cs="Times New Roman"/>
+                    <w:sz w:val="22"/>
+                    <w:szCs w:val="22"/>
+                  </w:rPr>
+                  <m:t>2</m:t>
+                </m:r>
+              </m:sup>
+            </m:sSup>
+            <m:sSup>
+              <m:sSupPr>
+                <m:ctrlPr>
+                  <w:rPr>
+                    <w:rFonts w:ascii="Cambria Math" w:hAnsi="Cambria Math" w:cs="Times New Roman"/>
+                    <w:i/>
+                    <w:sz w:val="22"/>
+                    <w:szCs w:val="22"/>
+                  </w:rPr>
+                </m:ctrlPr>
+              </m:sSupPr>
+              <m:e>
+                <m:r>
+                  <w:rPr>
+                    <w:rFonts w:ascii="Cambria Math" w:hAnsi="Cambria Math" w:cs="Times New Roman"/>
+                    <w:sz w:val="22"/>
+                    <w:szCs w:val="22"/>
+                  </w:rPr>
+                  <m:t>S</m:t>
+                </m:r>
+              </m:e>
+              <m:sup>
+                <m:r>
+                  <w:rPr>
+                    <w:rFonts w:ascii="Cambria Math" w:hAnsi="Cambria Math" w:cs="Times New Roman"/>
+                    <w:sz w:val="22"/>
+                    <w:szCs w:val="22"/>
+                  </w:rPr>
+                  <m:t>2</m:t>
+                </m:r>
+              </m:sup>
+            </m:sSup>
+            <m:sSup>
+              <m:sSupPr>
+                <m:ctrlPr>
+                  <w:rPr>
+                    <w:rFonts w:ascii="Cambria Math" w:hAnsi="Cambria Math" w:cs="Times New Roman"/>
+                    <w:i/>
+                    <w:sz w:val="22"/>
+                    <w:szCs w:val="22"/>
+                  </w:rPr>
+                </m:ctrlPr>
+              </m:sSupPr>
+              <m:e>
+                <m:r>
+                  <w:rPr>
+                    <w:rFonts w:ascii="Cambria Math" w:hAnsi="Cambria Math" w:cs="Times New Roman"/>
+                    <w:sz w:val="22"/>
+                    <w:szCs w:val="22"/>
+                  </w:rPr>
+                  <m:t>∂</m:t>
+                </m:r>
+              </m:e>
+              <m:sup>
+                <m:r>
+                  <w:rPr>
+                    <w:rFonts w:ascii="Cambria Math" w:hAnsi="Cambria Math" w:cs="Times New Roman"/>
+                    <w:sz w:val="22"/>
+                    <w:szCs w:val="22"/>
+                  </w:rPr>
+                  <m:t>2</m:t>
+                </m:r>
+              </m:sup>
+            </m:sSup>
+            <m:r>
+              <w:rPr>
+                <w:rFonts w:ascii="Cambria Math" w:hAnsi="Cambria Math" w:cs="Times New Roman"/>
+                <w:sz w:val="22"/>
+                <w:szCs w:val="22"/>
+              </w:rPr>
+              <m:t>V</m:t>
+            </m:r>
+          </m:num>
+          <m:den>
+            <m:r>
+              <w:rPr>
+                <w:rFonts w:ascii="Cambria Math" w:hAnsi="Cambria Math" w:cs="Times New Roman"/>
+                <w:sz w:val="22"/>
+                <w:szCs w:val="22"/>
+              </w:rPr>
+              <m:t>∂</m:t>
+            </m:r>
+            <m:sSup>
+              <m:sSupPr>
+                <m:ctrlPr>
+                  <w:rPr>
+                    <w:rFonts w:ascii="Cambria Math" w:hAnsi="Cambria Math" w:cs="Times New Roman"/>
+                    <w:i/>
+                    <w:sz w:val="22"/>
+                    <w:szCs w:val="22"/>
+                  </w:rPr>
+                </m:ctrlPr>
+              </m:sSupPr>
+              <m:e>
+                <m:r>
+                  <w:rPr>
+                    <w:rFonts w:ascii="Cambria Math" w:hAnsi="Cambria Math" w:cs="Times New Roman"/>
+                    <w:sz w:val="22"/>
+                    <w:szCs w:val="22"/>
+                  </w:rPr>
+                  <m:t>S</m:t>
+                </m:r>
+              </m:e>
+              <m:sup>
+                <m:r>
+                  <w:rPr>
+                    <w:rFonts w:ascii="Cambria Math" w:hAnsi="Cambria Math" w:cs="Times New Roman"/>
+                    <w:sz w:val="22"/>
+                    <w:szCs w:val="22"/>
+                  </w:rPr>
+                  <m:t>2</m:t>
+                </m:r>
+              </m:sup>
+            </m:sSup>
+          </m:den>
+        </m:f>
+        <m:r>
+          <w:rPr>
+            <w:rFonts w:ascii="Cambria Math" w:hAnsi="Cambria Math" w:cs="Times New Roman"/>
+            <w:sz w:val="22"/>
+            <w:szCs w:val="22"/>
+          </w:rPr>
+          <m:t>+rs</m:t>
+        </m:r>
+        <m:f>
+          <m:fPr>
+            <m:ctrlPr>
+              <w:rPr>
+                <w:rFonts w:ascii="Cambria Math" w:hAnsi="Cambria Math" w:cs="Times New Roman"/>
+                <w:i/>
+                <w:sz w:val="22"/>
+                <w:szCs w:val="22"/>
+              </w:rPr>
+            </m:ctrlPr>
+          </m:fPr>
+          <m:num>
+            <m:r>
+              <w:rPr>
+                <w:rFonts w:ascii="Cambria Math" w:hAnsi="Cambria Math" w:cs="Times New Roman"/>
+                <w:sz w:val="22"/>
+                <w:szCs w:val="22"/>
+              </w:rPr>
+              <m:t>∂V</m:t>
+            </m:r>
+          </m:num>
+          <m:den>
+            <m:r>
+              <w:rPr>
+                <w:rFonts w:ascii="Cambria Math" w:hAnsi="Cambria Math" w:cs="Times New Roman"/>
+                <w:sz w:val="22"/>
+                <w:szCs w:val="22"/>
+              </w:rPr>
+              <m:t>∂S</m:t>
+            </m:r>
+          </m:den>
+        </m:f>
+        <m:r>
+          <w:rPr>
+            <w:rFonts w:ascii="Cambria Math" w:hAnsi="Cambria Math" w:cs="Times New Roman"/>
+            <w:sz w:val="22"/>
+            <w:szCs w:val="22"/>
+          </w:rPr>
+          <m:t>-rV=0</m:t>
+        </m:r>
+      </m:oMath>
+    </w:p>
+    <w:p>
+      <w:pPr>
+        <w:pStyle w:val="ListParagraph"/>
+        <w:numPr>
+          <w:ilvl w:val="1"/>
+          <w:numId w:val="2"/>
+        </w:numPr>
+        <w:rPr>
+          <w:rFonts w:ascii="Times New Roman" w:hAnsi="Times New Roman" w:cs="Times New Roman"/>
+          <w:sz w:val="22"/>
+          <w:szCs w:val="22"/>
+        </w:rPr>
+      </w:pPr>
+      <w:r>
+        <w:rPr>
+          <w:rFonts w:ascii="Times New Roman" w:hAnsi="Times New Roman" w:cs="Times New Roman"/>
+          <w:sz w:val="22"/>
+          <w:szCs w:val="22"/>
+        </w:rPr>
+        <w:t>Boundary/terminal conditions for European options</w:t>
+      </w:r>
+    </w:p>
+    <w:p>
+      <w:pPr>
+        <w:pStyle w:val="ListParagraph"/>
+        <w:numPr>
+          <w:ilvl w:val="1"/>
+          <w:numId w:val="2"/>
+        </w:numPr>
+        <w:rPr>
+          <w:rFonts w:ascii="Times New Roman" w:hAnsi="Times New Roman" w:cs="Times New Roman"/>
+          <w:sz w:val="22"/>
+          <w:szCs w:val="22"/>
+        </w:rPr>
+      </w:pPr>
+      <w:r>
+        <w:rPr>
+          <w:rFonts w:ascii="Times New Roman" w:hAnsi="Times New Roman" w:cs="Times New Roman"/>
+          <w:sz w:val="22"/>
+          <w:szCs w:val="22"/>
+        </w:rPr>
+        <w:t xml:space="preserve">Physical analogy: diffusion term </w:t>
+      </w:r>
+      <w:r>
+        <w:rPr>
+          <w:rFonts w:ascii="Times New Roman" w:hAnsi="Times New Roman" w:cs="Times New Roman"/>
+          <w:sz w:val="22"/>
+          <w:szCs w:val="22"/>
+        </w:rPr>
+        <w:sym w:font="Wingdings" w:char="F0DF"/>
+      </w:r>
+      <w:r>
+        <w:rPr>
+          <w:rFonts w:ascii="Times New Roman" w:hAnsi="Times New Roman" w:cs="Times New Roman"/>
+          <w:sz w:val="22"/>
+          <w:szCs w:val="22"/>
+        </w:rPr>
+        <w:sym w:font="Wingdings" w:char="F0E0"/>
+      </w:r>
+      <w:r>
+        <w:rPr>
+          <w:rFonts w:ascii="Times New Roman" w:hAnsi="Times New Roman" w:cs="Times New Roman"/>
+          <w:sz w:val="22"/>
+          <w:szCs w:val="22"/>
+        </w:rPr>
+        <w:t xml:space="preserve"> variance of returns; convection term </w:t>
+      </w:r>
+      <w:r>
+        <w:rPr>
+          <w:rFonts w:ascii="Times New Roman" w:hAnsi="Times New Roman" w:cs="Times New Roman"/>
+          <w:sz w:val="22"/>
+          <w:szCs w:val="22"/>
+        </w:rPr>
+        <w:sym w:font="Wingdings" w:char="F0DF"/>
+      </w:r>
+      <w:r>
+        <w:rPr>
+          <w:rFonts w:ascii="Times New Roman" w:hAnsi="Times New Roman" w:cs="Times New Roman"/>
+          <w:sz w:val="22"/>
+          <w:szCs w:val="22"/>
+        </w:rPr>
+        <w:sym w:font="Wingdings" w:char="F0E0"/>
+      </w:r>
+      <w:r>
+        <w:rPr>
+          <w:rFonts w:ascii="Times New Roman" w:hAnsi="Times New Roman" w:cs="Times New Roman"/>
+          <w:sz w:val="22"/>
+          <w:szCs w:val="22"/>
+        </w:rPr>
+        <w:t xml:space="preserve"> drift, reaction term </w:t>
+      </w:r>
+      <w:r>
+        <w:rPr>
+          <w:rFonts w:ascii="Times New Roman" w:hAnsi="Times New Roman" w:cs="Times New Roman"/>
+          <w:sz w:val="22"/>
+          <w:szCs w:val="22"/>
+        </w:rPr>
+        <w:sym w:font="Wingdings" w:char="F0DF"/>
+      </w:r>
+      <w:r>
+        <w:rPr>
+          <w:rFonts w:ascii="Times New Roman" w:hAnsi="Times New Roman" w:cs="Times New Roman"/>
+          <w:sz w:val="22"/>
+          <w:szCs w:val="22"/>
+        </w:rPr>
+        <w:sym w:font="Wingdings" w:char="F0E0"/>
+      </w:r>
+      <w:r>
+        <w:rPr>
+          <w:rFonts w:ascii="Times New Roman" w:hAnsi="Times New Roman" w:cs="Times New Roman"/>
+          <w:sz w:val="22"/>
+          <w:szCs w:val="22"/>
+        </w:rPr>
+        <w:t xml:space="preserve"> discounting</w:t>
+      </w:r>
+    </w:p>
+    <w:p>
+      <w:pPr>
+        <w:pStyle w:val="ListParagraph"/>
+        <w:numPr>
+          <w:ilvl w:val="1"/>
+          <w:numId w:val="2"/>
+        </w:numPr>
+        <w:rPr>
+          <w:rFonts w:ascii="Times New Roman" w:hAnsi="Times New Roman" w:cs="Times New Roman"/>
+          <w:sz w:val="22"/>
+          <w:szCs w:val="22"/>
+        </w:rPr>
+      </w:pPr>
+      <w:r>
+        <w:rPr>
+          <w:rFonts w:ascii="Times New Roman" w:hAnsi="Times New Roman" w:cs="Times New Roman"/>
+          <w:sz w:val="22"/>
+          <w:szCs w:val="22"/>
+        </w:rPr>
+        <w:t>Assumptions: lognormal asset, constant volatility, frictionless markets</w:t>
+      </w:r>
+    </w:p>
+    <w:p>
+      <w:pPr>
+        <w:pStyle w:val="ListParagraph"/>
+        <w:numPr>
+          <w:ilvl w:val="0"/>
+          <w:numId w:val="2"/>
+        </w:numPr>
+        <w:rPr>
+          <w:rFonts w:ascii="Times New Roman" w:hAnsi="Times New Roman" w:cs="Times New Roman"/>
+          <w:sz w:val="22"/>
+          <w:szCs w:val="22"/>
+        </w:rPr>
+      </w:pPr>
+      <w:r>
+        <w:rPr>
+          <w:rFonts w:ascii="Times New Roman" w:hAnsi="Times New Roman" w:cs="Times New Roman"/>
+          <w:b/>
+          <w:bCs/>
+          <w:sz w:val="22"/>
+          <w:szCs w:val="22"/>
+        </w:rPr>
+        <w:t>Notes:</w:t>
+      </w:r>
+    </w:p>
+    <w:p>
+      <w:pPr>
+        <w:pStyle w:val="ListParagraph"/>
+        <w:numPr>
+          <w:ilvl w:val="1"/>
+          <w:numId w:val="2"/>
+        </w:numPr>
+        <w:rPr>
+          <w:rFonts w:ascii="Times New Roman" w:hAnsi="Times New Roman" w:cs="Times New Roman"/>
+          <w:sz w:val="22"/>
+          <w:szCs w:val="22"/>
+        </w:rPr>
+      </w:pPr>
+      <w:r>
+        <w:rPr>
+          <w:rFonts w:ascii="Times New Roman" w:hAnsi="Times New Roman" w:cs="Times New Roman"/>
+          <w:sz w:val="22"/>
+          <w:szCs w:val="22"/>
+        </w:rPr>
+        <w:t>Core Financial PDE (“physics” of the finance side. Like defining the NS equations before discussing turbulence models</w:t>
+      </w:r>
+    </w:p>
+    <w:p>
+      <w:pPr>
+        <w:pStyle w:val="ListParagraph"/>
+        <w:numPr>
+          <w:ilvl w:val="2"/>
+          <w:numId w:val="2"/>
+        </w:numPr>
+        <w:rPr>
+          <w:rFonts w:ascii="Times New Roman" w:hAnsi="Times New Roman" w:cs="Times New Roman"/>
+          <w:sz w:val="22"/>
+          <w:szCs w:val="22"/>
+        </w:rPr>
+      </w:pPr>
+      <w:r>
+        <w:rPr>
+          <w:rFonts w:ascii="Times New Roman" w:hAnsi="Times New Roman" w:cs="Times New Roman"/>
+          <w:sz w:val="22"/>
+          <w:szCs w:val="22"/>
+        </w:rPr>
+        <w:t>Write it down</w:t>
+      </w:r>
+    </w:p>
+    <w:p>
+      <w:pPr>
+        <w:pStyle w:val="ListParagraph"/>
+        <w:numPr>
+          <w:ilvl w:val="2"/>
+          <w:numId w:val="2"/>
+        </w:numPr>
+        <w:rPr>
+          <w:rFonts w:ascii="Times New Roman" w:hAnsi="Times New Roman" w:cs="Times New Roman"/>
+          <w:sz w:val="22"/>
+          <w:szCs w:val="22"/>
+        </w:rPr>
+      </w:pPr>
+      <w:r>
+        <w:rPr>
+          <w:rFonts w:ascii="Times New Roman" w:hAnsi="Times New Roman" w:cs="Times New Roman"/>
+          <w:sz w:val="22"/>
+          <w:szCs w:val="22"/>
+        </w:rPr>
+        <w:t>Explain each term</w:t>
+      </w:r>
+    </w:p>
+    <w:p>
+      <w:pPr>
+        <w:pStyle w:val="ListParagraph"/>
+        <w:numPr>
+          <w:ilvl w:val="2"/>
+          <w:numId w:val="2"/>
+        </w:numPr>
+        <w:rPr>
+          <w:rFonts w:ascii="Times New Roman" w:hAnsi="Times New Roman" w:cs="Times New Roman"/>
+          <w:sz w:val="22"/>
+          <w:szCs w:val="22"/>
+        </w:rPr>
+      </w:pPr>
+      <w:r>
+        <w:rPr>
+          <w:rFonts w:ascii="Times New Roman" w:hAnsi="Times New Roman" w:cs="Times New Roman"/>
+          <w:sz w:val="22"/>
+          <w:szCs w:val="22"/>
+        </w:rPr>
+        <w:lastRenderedPageBreak/>
+        <w:t xml:space="preserve">Explain the assumptions </w:t>
+      </w:r>
+    </w:p>
+    <w:p>
+      <w:pPr>
+        <w:pStyle w:val="ListParagraph"/>
+        <w:numPr>
+          <w:ilvl w:val="1"/>
+          <w:numId w:val="2"/>
+        </w:numPr>
+        <w:rPr>
+          <w:rFonts w:ascii="Times New Roman" w:hAnsi="Times New Roman" w:cs="Times New Roman"/>
+          <w:sz w:val="22"/>
+          <w:szCs w:val="22"/>
+        </w:rPr>
+      </w:pPr>
+      <w:r>
+        <w:rPr>
+          <w:rFonts w:ascii="Times New Roman" w:hAnsi="Times New Roman" w:cs="Times New Roman"/>
+          <w:sz w:val="22"/>
+          <w:szCs w:val="22"/>
+        </w:rPr>
+        <w:t>Equation is 1D in space (asset price S) and parabolic</w:t>
+      </w:r>
+    </w:p>
+    <w:p>
+      <w:pPr>
+        <w:pStyle w:val="Heading1"/>
+      </w:pPr>
+      <w:bookmarkStart w:id="3" w:name="_Toc222762152"/>
+      <w:r>
+        <w:t>FORWARD KOLMOGOROV (FOKKER-PLANCK) EQUATION</w:t>
+      </w:r>
+      <w:bookmarkEnd w:id="3"/>
+    </w:p>
+    <w:p>
+      <w:pPr>
+        <w:pStyle w:val="NoSpacing"/>
+        <w:numPr>
+          <w:ilvl w:val="0"/>
+          <w:numId w:val="2"/>
+        </w:numPr>
+        <w:rPr>
+          <w:rFonts w:ascii="Times New Roman" w:hAnsi="Times New Roman" w:cs="Times New Roman"/>
+          <w:sz w:val="22"/>
+          <w:szCs w:val="22"/>
+        </w:rPr>
+      </w:pPr>
+      <w:r>
+        <w:rPr>
+          <w:rFonts w:ascii="Times New Roman" w:hAnsi="Times New Roman" w:cs="Times New Roman"/>
+          <w:b/>
+          <w:bCs/>
+          <w:sz w:val="22"/>
+          <w:szCs w:val="22"/>
+        </w:rPr>
+        <w:t>Sources:</w:t>
+      </w:r>
+    </w:p>
+    <w:p>
+      <w:pPr>
+        <w:pStyle w:val="NoSpacing"/>
+        <w:numPr>
+          <w:ilvl w:val="1"/>
+          <w:numId w:val="2"/>
+        </w:numPr>
+        <w:rPr>
+          <w:rFonts w:ascii="Times New Roman" w:hAnsi="Times New Roman" w:cs="Times New Roman"/>
+          <w:sz w:val="22"/>
+          <w:szCs w:val="22"/>
+        </w:rPr>
+      </w:pPr>
+      <w:r>
+        <w:rPr>
+          <w:rFonts w:ascii="Times New Roman" w:hAnsi="Times New Roman" w:cs="Times New Roman"/>
+          <w:sz w:val="22"/>
+          <w:szCs w:val="22"/>
+        </w:rPr>
+        <w:t>Shreve</w:t>
+      </w:r>
+    </w:p>
+    <w:p>
+      <w:pPr>
+        <w:pStyle w:val="NoSpacing"/>
+        <w:numPr>
+          <w:ilvl w:val="0"/>
+          <w:numId w:val="2"/>
+        </w:numPr>
+        <w:rPr>
+          <w:rFonts w:ascii="Times New Roman" w:hAnsi="Times New Roman" w:cs="Times New Roman"/>
+          <w:sz w:val="22"/>
+          <w:szCs w:val="22"/>
+        </w:rPr>
+      </w:pPr>
+      <w:r>
+        <w:rPr>
+          <w:rFonts w:ascii="Times New Roman" w:hAnsi="Times New Roman" w:cs="Times New Roman"/>
+          <w:b/>
+          <w:bCs/>
+          <w:sz w:val="22"/>
+          <w:szCs w:val="22"/>
+        </w:rPr>
+        <w:t>Content:</w:t>
+      </w:r>
+    </w:p>
+    <w:p>
+      <w:pPr>
+        <w:pStyle w:val="NoSpacing"/>
+        <w:numPr>
+          <w:ilvl w:val="1"/>
+          <w:numId w:val="2"/>
+        </w:numPr>
+        <w:rPr>
+          <w:rFonts w:ascii="Times New Roman" w:hAnsi="Times New Roman" w:cs="Times New Roman"/>
+          <w:b/>
+          <w:bCs/>
+          <w:sz w:val="22"/>
+          <w:szCs w:val="22"/>
+        </w:rPr>
+      </w:pPr>
+      <w:r>
+        <w:rPr>
+          <w:rFonts w:ascii="Times New Roman" w:hAnsi="Times New Roman" w:cs="Times New Roman"/>
+          <w:sz w:val="22"/>
+          <w:szCs w:val="22"/>
+        </w:rPr>
+        <w:t>Derive the PDF transport equation for the underlying asset:</w:t>
+      </w:r>
+    </w:p>
+    <w:p>
+      <w:pPr>
+        <w:pStyle w:val="NoSpacing"/>
+        <w:numPr>
+          <w:ilvl w:val="2"/>
+          <w:numId w:val="2"/>
+        </w:numPr>
+        <w:rPr>
+          <w:rFonts w:ascii="Times New Roman" w:hAnsi="Times New Roman" w:cs="Times New Roman"/>
+          <w:b/>
+          <w:bCs/>
+          <w:sz w:val="22"/>
+          <w:szCs w:val="22"/>
+        </w:rPr>
+      </w:pPr>
+      <m:oMath>
+        <m:f>
+          <m:fPr>
+            <m:ctrlPr>
+              <w:rPr>
+                <w:rFonts w:ascii="Cambria Math" w:hAnsi="Cambria Math" w:cs="Times New Roman"/>
+                <w:b/>
+                <w:bCs/>
+                <w:i/>
+                <w:sz w:val="22"/>
+                <w:szCs w:val="22"/>
+              </w:rPr>
+            </m:ctrlPr>
+          </m:fPr>
+          <m:num>
+            <m:r>
+              <m:rPr>
+                <m:sty m:val="bi"/>
+              </m:rPr>
+              <w:rPr>
+                <w:rFonts w:ascii="Cambria Math" w:hAnsi="Cambria Math" w:cs="Times New Roman"/>
+                <w:sz w:val="22"/>
+                <w:szCs w:val="22"/>
+              </w:rPr>
+              <m:t>∂p</m:t>
+            </m:r>
+          </m:num>
+          <m:den>
+            <m:r>
+              <m:rPr>
+                <m:sty m:val="bi"/>
+              </m:rPr>
+              <w:rPr>
+                <w:rFonts w:ascii="Cambria Math" w:hAnsi="Cambria Math" w:cs="Times New Roman"/>
+                <w:sz w:val="22"/>
+                <w:szCs w:val="22"/>
+              </w:rPr>
+              <m:t>∂t</m:t>
+            </m:r>
+          </m:den>
+        </m:f>
+        <m:r>
+          <m:rPr>
+            <m:sty m:val="bi"/>
+          </m:rPr>
+          <w:rPr>
+            <w:rFonts w:ascii="Cambria Math" w:hAnsi="Cambria Math" w:cs="Times New Roman"/>
+            <w:sz w:val="22"/>
+            <w:szCs w:val="22"/>
+          </w:rPr>
+          <m:t>= -</m:t>
+        </m:r>
+        <m:f>
+          <m:fPr>
+            <m:ctrlPr>
+              <w:rPr>
+                <w:rFonts w:ascii="Cambria Math" w:hAnsi="Cambria Math" w:cs="Times New Roman"/>
+                <w:b/>
+                <w:bCs/>
+                <w:i/>
+                <w:sz w:val="22"/>
+                <w:szCs w:val="22"/>
+              </w:rPr>
+            </m:ctrlPr>
+          </m:fPr>
+          <m:num>
+            <m:r>
+              <m:rPr>
+                <m:sty m:val="bi"/>
+              </m:rPr>
+              <w:rPr>
+                <w:rFonts w:ascii="Cambria Math" w:hAnsi="Cambria Math" w:cs="Times New Roman"/>
+                <w:sz w:val="22"/>
+                <w:szCs w:val="22"/>
+              </w:rPr>
+              <m:t>∂</m:t>
+            </m:r>
+          </m:num>
+          <m:den>
+            <m:r>
+              <m:rPr>
+                <m:sty m:val="bi"/>
+              </m:rPr>
+              <w:rPr>
+                <w:rFonts w:ascii="Cambria Math" w:hAnsi="Cambria Math" w:cs="Times New Roman"/>
+                <w:sz w:val="22"/>
+                <w:szCs w:val="22"/>
+              </w:rPr>
+              <m:t>∂S</m:t>
+            </m:r>
+          </m:den>
+        </m:f>
+        <m:d>
+          <m:dPr>
+            <m:ctrlPr>
+              <w:rPr>
+                <w:rFonts w:ascii="Cambria Math" w:hAnsi="Cambria Math" w:cs="Times New Roman"/>
+                <w:b/>
+                <w:bCs/>
+                <w:i/>
+                <w:sz w:val="22"/>
+                <w:szCs w:val="22"/>
+              </w:rPr>
+            </m:ctrlPr>
+          </m:dPr>
+          <m:e>
+            <m:r>
+              <m:rPr>
+                <m:sty m:val="bi"/>
+              </m:rPr>
+              <w:rPr>
+                <w:rFonts w:ascii="Cambria Math" w:hAnsi="Cambria Math" w:cs="Times New Roman"/>
+                <w:sz w:val="22"/>
+                <w:szCs w:val="22"/>
+              </w:rPr>
+              <m:t>rp</m:t>
+            </m:r>
+          </m:e>
+        </m:d>
+        <m:r>
+          <m:rPr>
+            <m:sty m:val="bi"/>
+          </m:rPr>
+          <w:rPr>
+            <w:rFonts w:ascii="Cambria Math" w:hAnsi="Cambria Math" w:cs="Times New Roman"/>
+            <w:sz w:val="22"/>
+            <w:szCs w:val="22"/>
+          </w:rPr>
+          <m:t>+1\2</m:t>
+        </m:r>
+        <m:f>
+          <m:fPr>
+            <m:ctrlPr>
+              <w:rPr>
+                <w:rFonts w:ascii="Cambria Math" w:hAnsi="Cambria Math" w:cs="Times New Roman"/>
+                <w:b/>
+                <w:bCs/>
+                <w:i/>
+                <w:sz w:val="22"/>
+                <w:szCs w:val="22"/>
+              </w:rPr>
+            </m:ctrlPr>
+          </m:fPr>
+          <m:num>
+            <m:sSup>
+              <m:sSupPr>
+                <m:ctrlPr>
+                  <w:rPr>
+                    <w:rFonts w:ascii="Cambria Math" w:hAnsi="Cambria Math" w:cs="Times New Roman"/>
+                    <w:b/>
+                    <w:bCs/>
+                    <w:i/>
+                    <w:sz w:val="22"/>
+                    <w:szCs w:val="22"/>
+                  </w:rPr>
+                </m:ctrlPr>
+              </m:sSupPr>
+              <m:e>
+                <m:r>
+                  <m:rPr>
+                    <m:sty m:val="bi"/>
+                  </m:rPr>
+                  <w:rPr>
+                    <w:rFonts w:ascii="Cambria Math" w:hAnsi="Cambria Math" w:cs="Times New Roman"/>
+                    <w:sz w:val="22"/>
+                    <w:szCs w:val="22"/>
+                  </w:rPr>
+                  <m:t>∂</m:t>
+                </m:r>
+              </m:e>
+              <m:sup>
+                <m:r>
+                  <m:rPr>
+                    <m:sty m:val="bi"/>
+                  </m:rPr>
+                  <w:rPr>
+                    <w:rFonts w:ascii="Cambria Math" w:hAnsi="Cambria Math" w:cs="Times New Roman"/>
+                    <w:sz w:val="22"/>
+                    <w:szCs w:val="22"/>
+                  </w:rPr>
+                  <m:t>2</m:t>
+                </m:r>
+              </m:sup>
+            </m:sSup>
+          </m:num>
+          <m:den>
+            <m:r>
+              <m:rPr>
+                <m:sty m:val="bi"/>
+              </m:rPr>
+              <w:rPr>
+                <w:rFonts w:ascii="Cambria Math" w:hAnsi="Cambria Math" w:cs="Times New Roman"/>
+                <w:sz w:val="22"/>
+                <w:szCs w:val="22"/>
+              </w:rPr>
+              <m:t>∂</m:t>
+            </m:r>
+            <m:sSup>
+              <m:sSupPr>
+                <m:ctrlPr>
+                  <w:rPr>
+                    <w:rFonts w:ascii="Cambria Math" w:hAnsi="Cambria Math" w:cs="Times New Roman"/>
+                    <w:b/>
+                    <w:bCs/>
+                    <w:i/>
+                    <w:sz w:val="22"/>
+                    <w:szCs w:val="22"/>
+                  </w:rPr>
+                </m:ctrlPr>
+              </m:sSupPr>
+              <m:e>
+                <m:r>
+                  <m:rPr>
+                    <m:sty m:val="bi"/>
+                  </m:rPr>
+                  <w:rPr>
+                    <w:rFonts w:ascii="Cambria Math" w:hAnsi="Cambria Math" w:cs="Times New Roman"/>
+                    <w:sz w:val="22"/>
+                    <w:szCs w:val="22"/>
+                  </w:rPr>
+                  <m:t>S</m:t>
+                </m:r>
+              </m:e>
+              <m:sup>
+                <m:r>
+                  <m:rPr>
+                    <m:sty m:val="bi"/>
+                  </m:rPr>
+                  <w:rPr>
+                    <w:rFonts w:ascii="Cambria Math" w:hAnsi="Cambria Math" w:cs="Times New Roman"/>
+                    <w:sz w:val="22"/>
+                    <w:szCs w:val="22"/>
+                  </w:rPr>
+                  <m:t>2</m:t>
+                </m:r>
+              </m:sup>
+            </m:sSup>
+          </m:den>
+        </m:f>
+        <m:r>
+          <m:rPr>
+            <m:sty m:val="bi"/>
+          </m:rPr>
+          <w:rPr>
+            <w:rFonts w:ascii="Cambria Math" w:hAnsi="Cambria Math" w:cs="Times New Roman"/>
+            <w:sz w:val="22"/>
+            <w:szCs w:val="22"/>
+          </w:rPr>
+          <m:t>(</m:t>
+        </m:r>
+        <m:sSup>
+          <m:sSupPr>
+            <m:ctrlPr>
+              <w:rPr>
+                <w:rFonts w:ascii="Cambria Math" w:hAnsi="Cambria Math" w:cs="Times New Roman"/>
+                <w:b/>
+                <w:bCs/>
+                <w:i/>
+                <w:sz w:val="22"/>
+                <w:szCs w:val="22"/>
+              </w:rPr>
+            </m:ctrlPr>
+          </m:sSupPr>
+          <m:e>
+            <m:r>
+              <m:rPr>
+                <m:sty m:val="bi"/>
+              </m:rPr>
+              <w:rPr>
+                <w:rFonts w:ascii="Cambria Math" w:hAnsi="Cambria Math" w:cs="Times New Roman"/>
+                <w:sz w:val="22"/>
+                <w:szCs w:val="22"/>
+              </w:rPr>
+              <m:t>σ</m:t>
+            </m:r>
+          </m:e>
+          <m:sup>
+            <m:r>
+              <m:rPr>
+                <m:sty m:val="bi"/>
+              </m:rPr>
+              <w:rPr>
+                <w:rFonts w:ascii="Cambria Math" w:hAnsi="Cambria Math" w:cs="Times New Roman"/>
+                <w:sz w:val="22"/>
+                <w:szCs w:val="22"/>
+              </w:rPr>
+              <m:t>2</m:t>
+            </m:r>
+          </m:sup>
+        </m:sSup>
+        <m:sSup>
+          <m:sSupPr>
+            <m:ctrlPr>
+              <w:rPr>
+                <w:rFonts w:ascii="Cambria Math" w:hAnsi="Cambria Math" w:cs="Times New Roman"/>
+                <w:b/>
+                <w:bCs/>
+                <w:i/>
+                <w:sz w:val="22"/>
+                <w:szCs w:val="22"/>
+              </w:rPr>
+            </m:ctrlPr>
+          </m:sSupPr>
+          <m:e>
+            <m:r>
+              <m:rPr>
+                <m:sty m:val="bi"/>
+              </m:rPr>
+              <w:rPr>
+                <w:rFonts w:ascii="Cambria Math" w:hAnsi="Cambria Math" w:cs="Times New Roman"/>
+                <w:sz w:val="22"/>
+                <w:szCs w:val="22"/>
+              </w:rPr>
+              <m:t>S</m:t>
+            </m:r>
+          </m:e>
+          <m:sup>
+            <m:r>
+              <m:rPr>
+                <m:sty m:val="bi"/>
+              </m:rPr>
+              <w:rPr>
+                <w:rFonts w:ascii="Cambria Math" w:hAnsi="Cambria Math" w:cs="Times New Roman"/>
+                <w:sz w:val="22"/>
+                <w:szCs w:val="22"/>
+              </w:rPr>
+              <m:t>2</m:t>
+            </m:r>
+          </m:sup>
+        </m:sSup>
+        <m:r>
+          <m:rPr>
+            <m:sty m:val="bi"/>
+          </m:rPr>
+          <w:rPr>
+            <w:rFonts w:ascii="Cambria Math" w:hAnsi="Cambria Math" w:cs="Times New Roman"/>
+            <w:sz w:val="22"/>
+            <w:szCs w:val="22"/>
+          </w:rPr>
+          <m:t>p)</m:t>
+        </m:r>
+      </m:oMath>
+    </w:p>
+    <w:p>
+      <w:pPr>
+        <w:pStyle w:val="NoSpacing"/>
+        <w:numPr>
+          <w:ilvl w:val="1"/>
+          <w:numId w:val="2"/>
+        </w:numPr>
+        <w:rPr>
+          <w:rFonts w:ascii="Times New Roman" w:hAnsi="Times New Roman" w:cs="Times New Roman"/>
+          <w:b/>
+          <w:bCs/>
+          <w:sz w:val="22"/>
+          <w:szCs w:val="22"/>
+        </w:rPr>
+      </w:pPr>
+      <w:r>
+        <w:rPr>
+          <w:rFonts w:ascii="Times New Roman" w:hAnsi="Times New Roman" w:cs="Times New Roman"/>
+          <w:sz w:val="22"/>
+          <w:szCs w:val="22"/>
+        </w:rPr>
+        <w:t xml:space="preserve">Show </w:t>
+      </w:r>
+      <w:r>
+        <w:rPr>
+          <w:rFonts w:ascii="Times New Roman" w:hAnsi="Times New Roman" w:cs="Times New Roman"/>
+          <w:sz w:val="22"/>
+          <w:szCs w:val="22"/>
+        </w:rPr>
+        <w:t>duality: BSM PDE is the backward equation; PDF transport is the forward equation</w:t>
+      </w:r>
+    </w:p>
+    <w:p>
+      <w:pPr>
+        <w:pStyle w:val="NoSpacing"/>
+        <w:numPr>
+          <w:ilvl w:val="1"/>
+          <w:numId w:val="2"/>
+        </w:numPr>
+        <w:rPr>
+          <w:rFonts w:ascii="Times New Roman" w:hAnsi="Times New Roman" w:cs="Times New Roman"/>
+          <w:b/>
+          <w:bCs/>
+          <w:sz w:val="22"/>
+          <w:szCs w:val="22"/>
+        </w:rPr>
+      </w:pPr>
+      <w:r>
+        <w:rPr>
+          <w:rFonts w:ascii="Times New Roman" w:hAnsi="Times New Roman" w:cs="Times New Roman"/>
+          <w:sz w:val="22"/>
+          <w:szCs w:val="22"/>
+        </w:rPr>
+        <w:t>Interpretation: the option price is the expected discounted payoff under the evolving PDF</w:t>
+      </w:r>
+    </w:p>
+    <w:p>
+      <w:pPr>
+        <w:pStyle w:val="NoSpacing"/>
+        <w:numPr>
+          <w:ilvl w:val="0"/>
+          <w:numId w:val="2"/>
+        </w:numPr>
+        <w:rPr>
+          <w:rFonts w:ascii="Times New Roman" w:hAnsi="Times New Roman" w:cs="Times New Roman"/>
+          <w:b/>
+          <w:bCs/>
+          <w:sz w:val="22"/>
+          <w:szCs w:val="22"/>
+        </w:rPr>
+      </w:pPr>
+      <w:r>
+        <w:rPr>
+          <w:rFonts w:ascii="Times New Roman" w:hAnsi="Times New Roman" w:cs="Times New Roman"/>
+          <w:b/>
+          <w:bCs/>
+          <w:sz w:val="22"/>
+          <w:szCs w:val="22"/>
+        </w:rPr>
+        <w:t>Notes:</w:t>
+      </w:r>
+    </w:p>
+    <w:p>
+      <w:pPr>
+        <w:pStyle w:val="NoSpacing"/>
+        <w:numPr>
+          <w:ilvl w:val="1"/>
+          <w:numId w:val="2"/>
+        </w:numPr>
+        <w:rPr>
+          <w:rFonts w:ascii="Times New Roman" w:hAnsi="Times New Roman" w:cs="Times New Roman"/>
+          <w:b/>
+          <w:bCs/>
+          <w:sz w:val="22"/>
+          <w:szCs w:val="22"/>
+        </w:rPr>
+      </w:pPr>
+      <w:r>
+        <w:rPr>
+          <w:rFonts w:ascii="Times New Roman" w:hAnsi="Times New Roman" w:cs="Times New Roman"/>
+          <w:sz w:val="22"/>
+          <w:szCs w:val="22"/>
+        </w:rPr>
+        <w:t>Key mathematical bridge</w:t>
+      </w:r>
+    </w:p>
+    <w:p>
+      <w:pPr>
+        <w:pStyle w:val="NoSpacing"/>
+        <w:numPr>
+          <w:ilvl w:val="1"/>
+          <w:numId w:val="2"/>
+        </w:numPr>
+        <w:rPr>
+          <w:rFonts w:ascii="Times New Roman" w:hAnsi="Times New Roman" w:cs="Times New Roman"/>
+          <w:b/>
+          <w:bCs/>
+          <w:sz w:val="22"/>
+          <w:szCs w:val="22"/>
+        </w:rPr>
+      </w:pPr>
+      <w:r>
+        <w:rPr>
+          <w:rFonts w:ascii="Times New Roman" w:hAnsi="Times New Roman" w:cs="Times New Roman"/>
+          <w:sz w:val="22"/>
+          <w:szCs w:val="22"/>
+        </w:rPr>
+        <w:t>BSM equation is a backward PDE for the option price</w:t>
+      </w:r>
+    </w:p>
+    <w:p>
+      <w:pPr>
+        <w:pStyle w:val="NoSpacing"/>
+        <w:numPr>
+          <w:ilvl w:val="1"/>
+          <w:numId w:val="2"/>
+        </w:numPr>
+        <w:rPr>
+          <w:rFonts w:ascii="Times New Roman" w:hAnsi="Times New Roman" w:cs="Times New Roman"/>
+          <w:b/>
+          <w:bCs/>
+          <w:sz w:val="22"/>
+          <w:szCs w:val="22"/>
+        </w:rPr>
+      </w:pPr>
+      <w:r>
+        <w:rPr>
+          <w:rFonts w:ascii="Times New Roman" w:hAnsi="Times New Roman" w:cs="Times New Roman"/>
+          <w:sz w:val="22"/>
+          <w:szCs w:val="22"/>
+        </w:rPr>
+        <w:t>Transported pdf method uses a forward PDE for the probability density</w:t>
+      </w:r>
+    </w:p>
+    <w:p>
+      <w:pPr>
+        <w:pStyle w:val="NoSpacing"/>
+        <w:numPr>
+          <w:ilvl w:val="1"/>
+          <w:numId w:val="2"/>
+        </w:numPr>
+        <w:rPr>
+          <w:rFonts w:ascii="Times New Roman" w:hAnsi="Times New Roman" w:cs="Times New Roman"/>
+          <w:b/>
+          <w:bCs/>
+          <w:sz w:val="22"/>
+          <w:szCs w:val="22"/>
+        </w:rPr>
+      </w:pPr>
+      <w:r>
+        <w:rPr>
+          <w:rFonts w:ascii="Times New Roman" w:hAnsi="Times New Roman" w:cs="Times New Roman"/>
+          <w:sz w:val="22"/>
+          <w:szCs w:val="22"/>
+        </w:rPr>
+        <w:t xml:space="preserve">These two PDEs are duals of each other. Showing this duality is what allows you to connect finance to CFD. </w:t>
+      </w:r>
+    </w:p>
+    <w:p>
+      <w:pPr>
+        <w:pStyle w:val="NoSpacing"/>
+        <w:rPr>
+          <w:rFonts w:ascii="Times New Roman" w:hAnsi="Times New Roman" w:cs="Times New Roman"/>
+          <w:sz w:val="22"/>
+          <w:szCs w:val="22"/>
+        </w:rPr>
+      </w:pPr>
+    </w:p>
+    <w:p>
+      <w:pPr>
+        <w:pStyle w:val="Heading1"/>
+      </w:pPr>
+      <w:bookmarkStart w:id="4" w:name="_Toc222762153"/>
+      <w:r>
+        <w:t>TRANSPORTED PDF METHOD IN CFD</w:t>
+      </w:r>
+      <w:bookmarkEnd w:id="4"/>
+    </w:p>
+    <w:p>
+      <w:pPr>
+        <w:pStyle w:val="ListParagraph"/>
+        <w:numPr>
+          <w:ilvl w:val="0"/>
+          <w:numId w:val="2"/>
+        </w:numPr>
+        <w:rPr>
+          <w:rFonts w:ascii="Times New Roman" w:hAnsi="Times New Roman" w:cs="Times New Roman"/>
+        </w:rPr>
+      </w:pPr>
+      <w:r>
+        <w:rPr>
+          <w:rFonts w:ascii="Times New Roman" w:hAnsi="Times New Roman" w:cs="Times New Roman"/>
+          <w:b/>
+          <w:bCs/>
+        </w:rPr>
+        <w:t>Sources:</w:t>
+      </w:r>
+    </w:p>
+    <w:p>
+      <w:pPr>
+        <w:pStyle w:val="ListParagraph"/>
+        <w:numPr>
+          <w:ilvl w:val="1"/>
+          <w:numId w:val="2"/>
+        </w:numPr>
+        <w:rPr>
+          <w:rFonts w:ascii="Times New Roman" w:hAnsi="Times New Roman" w:cs="Times New Roman"/>
+        </w:rPr>
+      </w:pPr>
+      <w:r>
+        <w:rPr>
+          <w:rFonts w:ascii="Times New Roman" w:hAnsi="Times New Roman" w:cs="Times New Roman"/>
+        </w:rPr>
+        <w:t>Pope</w:t>
+      </w:r>
+    </w:p>
+    <w:p>
+      <w:pPr>
+        <w:pStyle w:val="ListParagraph"/>
+        <w:numPr>
+          <w:ilvl w:val="0"/>
+          <w:numId w:val="2"/>
+        </w:numPr>
+        <w:rPr>
+          <w:rFonts w:ascii="Times New Roman" w:hAnsi="Times New Roman" w:cs="Times New Roman"/>
+        </w:rPr>
+      </w:pPr>
+      <w:r>
+        <w:rPr>
+          <w:rFonts w:ascii="Times New Roman" w:hAnsi="Times New Roman" w:cs="Times New Roman"/>
+          <w:b/>
+          <w:bCs/>
+        </w:rPr>
+        <w:t>Content:</w:t>
+      </w:r>
+    </w:p>
+    <w:p>
+      <w:pPr>
+        <w:pStyle w:val="ListParagraph"/>
+        <w:numPr>
+          <w:ilvl w:val="1"/>
+          <w:numId w:val="2"/>
+        </w:numPr>
+        <w:rPr>
+          <w:rFonts w:ascii="Times New Roman" w:hAnsi="Times New Roman" w:cs="Times New Roman"/>
+        </w:rPr>
+      </w:pPr>
+      <w:r>
+        <w:rPr>
+          <w:rFonts w:ascii="Times New Roman" w:hAnsi="Times New Roman" w:cs="Times New Roman"/>
+        </w:rPr>
+        <w:t>Summary of Pope’s formulation for turbulent reacting flows</w:t>
+      </w:r>
+    </w:p>
+    <w:p>
+      <w:pPr>
+        <w:pStyle w:val="ListParagraph"/>
+        <w:numPr>
+          <w:ilvl w:val="1"/>
+          <w:numId w:val="2"/>
+        </w:numPr>
+        <w:rPr>
+          <w:rFonts w:ascii="Times New Roman" w:hAnsi="Times New Roman" w:cs="Times New Roman"/>
+        </w:rPr>
+      </w:pPr>
+      <w:r>
+        <w:rPr>
+          <w:rFonts w:ascii="Times New Roman" w:hAnsi="Times New Roman" w:cs="Times New Roman"/>
+        </w:rPr>
+        <w:t>Generic transported PDF equation:</w:t>
+      </w:r>
+    </w:p>
+    <w:p>
+      <w:pPr>
+        <w:pStyle w:val="ListParagraph"/>
+        <w:numPr>
+          <w:ilvl w:val="2"/>
+          <w:numId w:val="2"/>
+        </w:numPr>
+        <w:rPr>
+          <w:rFonts w:ascii="Times New Roman" w:eastAsiaTheme="minorEastAsia" w:hAnsi="Times New Roman" w:cs="Times New Roman"/>
+        </w:rPr>
+      </w:pPr>
+      <m:oMath>
+        <m:f>
+          <m:fPr>
+            <m:ctrlPr>
+              <w:rPr>
+                <w:rFonts w:ascii="Cambria Math" w:hAnsi="Cambria Math" w:cs="Times New Roman"/>
+                <w:i/>
+              </w:rPr>
+            </m:ctrlPr>
+          </m:fPr>
+          <m:num>
+            <m:r>
+              <w:rPr>
+                <w:rFonts w:ascii="Cambria Math" w:hAnsi="Cambria Math" w:cs="Times New Roman"/>
+              </w:rPr>
+              <m:t>∂f</m:t>
+            </m:r>
+          </m:num>
+          <m:den>
+            <m:r>
+              <w:rPr>
+                <w:rFonts w:ascii="Cambria Math" w:hAnsi="Cambria Math" w:cs="Times New Roman"/>
+              </w:rPr>
+              <m:t>∂t</m:t>
+            </m:r>
+          </m:den>
+        </m:f>
+        <m:r>
+          <w:rPr>
+            <w:rFonts w:ascii="Cambria Math" w:hAnsi="Cambria Math" w:cs="Times New Roman"/>
+          </w:rPr>
+          <m:t>+</m:t>
+        </m:r>
+        <m:r>
+          <m:rPr>
+            <m:sty m:val="p"/>
+          </m:rPr>
+          <w:rPr>
+            <w:rFonts w:ascii="Cambria Math" w:hAnsi="Cambria Math" w:cs="Times New Roman"/>
+          </w:rPr>
+          <m:t>∇</m:t>
+        </m:r>
+        <m:r>
+          <m:rPr>
+            <m:sty m:val="p"/>
+          </m:rPr>
+          <w:rPr>
+            <w:rFonts w:ascii="Cambria Math" w:hAnsi="Cambria Math" w:cs="Times New Roman"/>
+          </w:rPr>
+          <m:t> </m:t>
+        </m:r>
+        <m:r>
+          <w:rPr>
+            <w:rFonts w:ascii="Cambria Math" w:hAnsi="Cambria Math" w:cs="Times New Roman"/>
+          </w:rPr>
+          <m:t>⋅</m:t>
+        </m:r>
+        <m:d>
+          <m:dPr>
+            <m:ctrlPr>
+              <w:rPr>
+                <w:rFonts w:ascii="Cambria Math" w:hAnsi="Cambria Math" w:cs="Times New Roman"/>
+                <w:i/>
+              </w:rPr>
+            </m:ctrlPr>
+          </m:dPr>
+          <m:e>
+            <m:r>
+              <w:rPr>
+                <w:rFonts w:ascii="Cambria Math" w:hAnsi="Cambria Math" w:cs="Times New Roman"/>
+              </w:rPr>
+              <m:t>uf</m:t>
+            </m:r>
+          </m:e>
+        </m:d>
+        <m:r>
+          <w:rPr>
+            <w:rFonts w:ascii="Cambria Math" w:hAnsi="Cambria Math" w:cs="Times New Roman"/>
+          </w:rPr>
+          <m:t>=</m:t>
+        </m:r>
+        <m:r>
+          <m:rPr>
+            <m:sty m:val="p"/>
+          </m:rPr>
+          <w:rPr>
+            <w:rFonts w:ascii="Cambria Math" w:hAnsi="Cambria Math" w:cs="Times New Roman"/>
+          </w:rPr>
+          <m:t>∇</m:t>
+        </m:r>
+        <m:r>
+          <w:rPr>
+            <w:rFonts w:ascii="Cambria Math" w:hAnsi="Cambria Math" w:cs="Times New Roman"/>
+          </w:rPr>
+          <m:t>⋅</m:t>
+        </m:r>
+        <m:d>
+          <m:dPr>
+            <m:ctrlPr>
+              <w:rPr>
+                <w:rFonts w:ascii="Cambria Math" w:hAnsi="Cambria Math" w:cs="Times New Roman"/>
+                <w:i/>
+              </w:rPr>
+            </m:ctrlPr>
+          </m:dPr>
+          <m:e>
+            <m:r>
+              <w:rPr>
+                <w:rFonts w:ascii="Cambria Math" w:hAnsi="Cambria Math" w:cs="Times New Roman"/>
+              </w:rPr>
+              <m:t>D</m:t>
+            </m:r>
+            <m:r>
+              <m:rPr>
+                <m:sty m:val="p"/>
+              </m:rPr>
+              <w:rPr>
+                <w:rFonts w:ascii="Cambria Math" w:hAnsi="Cambria Math" w:cs="Times New Roman"/>
+              </w:rPr>
+              <m:t>∇</m:t>
+            </m:r>
+            <m:r>
+              <w:rPr>
+                <w:rFonts w:ascii="Cambria Math" w:hAnsi="Cambria Math" w:cs="Times New Roman"/>
+              </w:rPr>
+              <m:t>f</m:t>
+            </m:r>
+          </m:e>
+        </m:d>
+        <m:r>
+          <w:rPr>
+            <w:rFonts w:ascii="Cambria Math" w:hAnsi="Cambria Math" w:cs="Times New Roman"/>
+          </w:rPr>
+          <m:t xml:space="preserve">+S </m:t>
+        </m:r>
+      </m:oMath>
+    </w:p>
+    <w:p>
+      <w:pPr>
+        <w:pStyle w:val="ListParagraph"/>
+        <w:numPr>
+          <w:ilvl w:val="1"/>
+          <w:numId w:val="2"/>
+        </w:numPr>
+        <w:rPr>
+          <w:rFonts w:ascii="Times New Roman" w:eastAsiaTheme="minorEastAsia" w:hAnsi="Times New Roman" w:cs="Times New Roman"/>
+        </w:rPr>
+      </w:pPr>
+      <w:r>
+        <w:rPr>
+          <w:rFonts w:ascii="Times New Roman" w:eastAsiaTheme="minorEastAsia" w:hAnsi="Times New Roman" w:cs="Times New Roman"/>
+        </w:rPr>
+        <w:t>Key features: exact treatment of nonlinearities, closure via Monte Carlo or stochastic particles</w:t>
+      </w:r>
+    </w:p>
+    <w:p>
+      <w:pPr>
+        <w:pStyle w:val="ListParagraph"/>
+        <w:numPr>
+          <w:ilvl w:val="1"/>
+          <w:numId w:val="2"/>
+        </w:numPr>
+        <w:rPr>
+          <w:rFonts w:ascii="Times New Roman" w:eastAsiaTheme="minorEastAsia" w:hAnsi="Times New Roman" w:cs="Times New Roman"/>
+        </w:rPr>
+      </w:pPr>
+      <w:r>
+        <w:rPr>
+          <w:rFonts w:ascii="Times New Roman" w:eastAsiaTheme="minorEastAsia" w:hAnsi="Times New Roman" w:cs="Times New Roman"/>
+        </w:rPr>
+        <w:t>Emphasis on advection-diffusion-reaction structure identical to financial PDFs</w:t>
+      </w:r>
+    </w:p>
+    <w:p>
+      <w:pPr>
+        <w:pStyle w:val="ListParagraph"/>
+        <w:numPr>
+          <w:ilvl w:val="0"/>
+          <w:numId w:val="2"/>
+        </w:numPr>
+        <w:rPr>
+          <w:rFonts w:ascii="Times New Roman" w:eastAsiaTheme="minorEastAsia" w:hAnsi="Times New Roman" w:cs="Times New Roman"/>
+        </w:rPr>
+      </w:pPr>
+      <w:r>
+        <w:rPr>
+          <w:rFonts w:ascii="Times New Roman" w:eastAsiaTheme="minorEastAsia" w:hAnsi="Times New Roman" w:cs="Times New Roman"/>
+          <w:b/>
+          <w:bCs/>
+        </w:rPr>
+        <w:t>Notes:</w:t>
+      </w:r>
+    </w:p>
+    <w:p>
+      <w:pPr>
+        <w:pStyle w:val="ListParagraph"/>
+        <w:numPr>
+          <w:ilvl w:val="1"/>
+          <w:numId w:val="2"/>
+        </w:numPr>
+        <w:rPr>
+          <w:rFonts w:ascii="Times New Roman" w:eastAsiaTheme="minorEastAsia" w:hAnsi="Times New Roman" w:cs="Times New Roman"/>
+        </w:rPr>
+      </w:pPr>
+      <w:r>
+        <w:rPr>
+          <w:rFonts w:ascii="Times New Roman" w:eastAsiaTheme="minorEastAsia" w:hAnsi="Times New Roman" w:cs="Times New Roman"/>
+        </w:rPr>
+        <w:t>This introduces the CFD side of the bridge. Must explain:</w:t>
+      </w:r>
+    </w:p>
+    <w:p>
+      <w:pPr>
+        <w:pStyle w:val="ListParagraph"/>
+        <w:numPr>
+          <w:ilvl w:val="2"/>
+          <w:numId w:val="2"/>
+        </w:numPr>
+        <w:rPr>
+          <w:rFonts w:ascii="Times New Roman" w:eastAsiaTheme="minorEastAsia" w:hAnsi="Times New Roman" w:cs="Times New Roman"/>
+        </w:rPr>
+      </w:pPr>
+      <w:r>
+        <w:rPr>
+          <w:rFonts w:ascii="Times New Roman" w:eastAsiaTheme="minorEastAsia" w:hAnsi="Times New Roman" w:cs="Times New Roman"/>
+        </w:rPr>
+        <w:t>What a transported PDF is</w:t>
+      </w:r>
+    </w:p>
+    <w:p>
+      <w:pPr>
+        <w:pStyle w:val="ListParagraph"/>
+        <w:numPr>
+          <w:ilvl w:val="2"/>
+          <w:numId w:val="2"/>
+        </w:numPr>
+        <w:rPr>
+          <w:rFonts w:ascii="Times New Roman" w:eastAsiaTheme="minorEastAsia" w:hAnsi="Times New Roman" w:cs="Times New Roman"/>
+        </w:rPr>
+      </w:pPr>
+      <w:r>
+        <w:rPr>
+          <w:rFonts w:ascii="Times New Roman" w:eastAsiaTheme="minorEastAsia" w:hAnsi="Times New Roman" w:cs="Times New Roman"/>
+        </w:rPr>
+        <w:t>Why CFD uses it</w:t>
+      </w:r>
+    </w:p>
+    <w:p>
+      <w:pPr>
+        <w:pStyle w:val="ListParagraph"/>
+        <w:numPr>
+          <w:ilvl w:val="2"/>
+          <w:numId w:val="2"/>
+        </w:numPr>
+        <w:rPr>
+          <w:rFonts w:ascii="Times New Roman" w:eastAsiaTheme="minorEastAsia" w:hAnsi="Times New Roman" w:cs="Times New Roman"/>
+        </w:rPr>
+      </w:pPr>
+      <w:r>
+        <w:rPr>
+          <w:rFonts w:ascii="Times New Roman" w:eastAsiaTheme="minorEastAsia" w:hAnsi="Times New Roman" w:cs="Times New Roman"/>
+        </w:rPr>
+        <w:t>What the general equation looks like</w:t>
+      </w:r>
+    </w:p>
+    <w:p>
+      <w:pPr>
+        <w:pStyle w:val="ListParagraph"/>
+        <w:numPr>
+          <w:ilvl w:val="1"/>
+          <w:numId w:val="2"/>
+        </w:numPr>
+        <w:rPr>
+          <w:rFonts w:ascii="Times New Roman" w:eastAsiaTheme="minorEastAsia" w:hAnsi="Times New Roman" w:cs="Times New Roman"/>
+        </w:rPr>
+      </w:pPr>
+      <w:r>
+        <w:rPr>
+          <w:rFonts w:ascii="Times New Roman" w:eastAsiaTheme="minorEastAsia" w:hAnsi="Times New Roman" w:cs="Times New Roman"/>
+        </w:rPr>
+        <w:t>Gives the structure that will later be compared to the financial PDF equation</w:t>
+      </w:r>
+    </w:p>
+    <w:p>
+      <w:pPr>
+        <w:pStyle w:val="Heading1"/>
+      </w:pPr>
+      <w:bookmarkStart w:id="5" w:name="_Toc222762154"/>
+      <w:r>
+        <w:t>MAPPING BETWEEN BSM AND CFD PDF TRANSPORT</w:t>
+      </w:r>
+      <w:bookmarkEnd w:id="5"/>
+    </w:p>
+    <w:p>
+      <w:pPr>
+        <w:pStyle w:val="ListParagraph"/>
+        <w:numPr>
+          <w:ilvl w:val="0"/>
+          <w:numId w:val="2"/>
+        </w:numPr>
+        <w:rPr>
+          <w:rFonts w:ascii="Times New Roman" w:hAnsi="Times New Roman" w:cs="Times New Roman"/>
+        </w:rPr>
+      </w:pPr>
+      <w:r>
+        <w:rPr>
+          <w:rFonts w:ascii="Times New Roman" w:hAnsi="Times New Roman" w:cs="Times New Roman"/>
+          <w:b/>
+          <w:bCs/>
+        </w:rPr>
+        <w:t>Sources:</w:t>
+      </w:r>
+    </w:p>
+    <w:p>
+      <w:pPr>
+        <w:pStyle w:val="ListParagraph"/>
+        <w:numPr>
+          <w:ilvl w:val="1"/>
+          <w:numId w:val="2"/>
+        </w:numPr>
+        <w:rPr>
+          <w:rFonts w:ascii="Times New Roman" w:hAnsi="Times New Roman" w:cs="Times New Roman"/>
+        </w:rPr>
+      </w:pPr>
+      <w:r>
+        <w:rPr>
+          <w:rFonts w:ascii="Times New Roman" w:hAnsi="Times New Roman" w:cs="Times New Roman"/>
+        </w:rPr>
+        <w:t>Shreve (for Fokker-Planck equation)</w:t>
+      </w:r>
+    </w:p>
+    <w:p>
+      <w:pPr>
+        <w:pStyle w:val="ListParagraph"/>
+        <w:numPr>
+          <w:ilvl w:val="1"/>
+          <w:numId w:val="2"/>
+        </w:numPr>
+        <w:rPr>
+          <w:rFonts w:ascii="Times New Roman" w:hAnsi="Times New Roman" w:cs="Times New Roman"/>
+        </w:rPr>
+      </w:pPr>
+      <w:r>
+        <w:rPr>
+          <w:rFonts w:ascii="Times New Roman" w:hAnsi="Times New Roman" w:cs="Times New Roman"/>
+        </w:rPr>
+        <w:t>Pope (for CFD PDF equation)</w:t>
+      </w:r>
+    </w:p>
+    <w:p>
+      <w:pPr>
+        <w:pStyle w:val="ListParagraph"/>
+        <w:numPr>
+          <w:ilvl w:val="0"/>
+          <w:numId w:val="2"/>
+        </w:numPr>
+        <w:rPr>
+          <w:rFonts w:ascii="Times New Roman" w:hAnsi="Times New Roman" w:cs="Times New Roman"/>
+        </w:rPr>
+      </w:pPr>
+      <w:r>
+        <w:rPr>
+          <w:rFonts w:ascii="Times New Roman" w:hAnsi="Times New Roman" w:cs="Times New Roman"/>
+          <w:b/>
+          <w:bCs/>
+        </w:rPr>
+        <w:t>Content:</w:t>
+      </w:r>
+    </w:p>
+    <w:p>
+      <w:pPr>
+        <w:pStyle w:val="ListParagraph"/>
+        <w:numPr>
+          <w:ilvl w:val="1"/>
+          <w:numId w:val="2"/>
+        </w:numPr>
+        <w:rPr>
+          <w:rFonts w:ascii="Times New Roman" w:hAnsi="Times New Roman" w:cs="Times New Roman"/>
+        </w:rPr>
+      </w:pPr>
+      <w:r>
+        <w:rPr>
+          <w:rFonts w:ascii="Times New Roman" w:hAnsi="Times New Roman" w:cs="Times New Roman"/>
+        </w:rPr>
+        <w:lastRenderedPageBreak/>
+        <w:t>Variable mapping:</w:t>
+      </w:r>
+    </w:p>
+    <w:p>
+      <w:pPr>
+        <w:pStyle w:val="ListParagraph"/>
+        <w:numPr>
+          <w:ilvl w:val="2"/>
+          <w:numId w:val="2"/>
+        </w:numPr>
+        <w:rPr>
+          <w:rFonts w:ascii="Times New Roman" w:hAnsi="Times New Roman" w:cs="Times New Roman"/>
+        </w:rPr>
+      </w:pPr>
+      <w:r>
+        <w:rPr>
+          <w:rFonts w:ascii="Times New Roman" w:hAnsi="Times New Roman" w:cs="Times New Roman"/>
+        </w:rPr>
+        <w:t xml:space="preserve">Spatial coordinate </w:t>
+      </w:r>
+      <w:r>
+        <w:rPr>
+          <w:rFonts w:ascii="Times New Roman" w:hAnsi="Times New Roman" w:cs="Times New Roman"/>
+        </w:rPr>
+        <w:sym w:font="Wingdings" w:char="F0DF"/>
+      </w:r>
+      <w:r>
+        <w:rPr>
+          <w:rFonts w:ascii="Times New Roman" w:hAnsi="Times New Roman" w:cs="Times New Roman"/>
+        </w:rPr>
+        <w:sym w:font="Wingdings" w:char="F0E0"/>
+      </w:r>
+      <w:r>
+        <w:rPr>
+          <w:rFonts w:ascii="Times New Roman" w:hAnsi="Times New Roman" w:cs="Times New Roman"/>
+        </w:rPr>
+        <w:t xml:space="preserve"> asset price S</w:t>
+      </w:r>
+    </w:p>
+    <w:p>
+      <w:pPr>
+        <w:pStyle w:val="ListParagraph"/>
+        <w:numPr>
+          <w:ilvl w:val="2"/>
+          <w:numId w:val="2"/>
+        </w:numPr>
+        <w:rPr>
+          <w:rFonts w:ascii="Times New Roman" w:hAnsi="Times New Roman" w:cs="Times New Roman"/>
+        </w:rPr>
+      </w:pPr>
+      <w:r>
+        <w:rPr>
+          <w:rFonts w:ascii="Times New Roman" w:hAnsi="Times New Roman" w:cs="Times New Roman"/>
+        </w:rPr>
+        <w:t xml:space="preserve">Velocity field </w:t>
+      </w:r>
+      <w:r>
+        <w:rPr>
+          <w:rFonts w:ascii="Times New Roman" w:hAnsi="Times New Roman" w:cs="Times New Roman"/>
+        </w:rPr>
+        <w:sym w:font="Wingdings" w:char="F0DF"/>
+      </w:r>
+      <w:r>
+        <w:rPr>
+          <w:rFonts w:ascii="Times New Roman" w:hAnsi="Times New Roman" w:cs="Times New Roman"/>
+        </w:rPr>
+        <w:sym w:font="Wingdings" w:char="F0E0"/>
+      </w:r>
+      <w:r>
+        <w:rPr>
+          <w:rFonts w:ascii="Times New Roman" w:hAnsi="Times New Roman" w:cs="Times New Roman"/>
+        </w:rPr>
+        <w:t xml:space="preserve"> drift </w:t>
+      </w:r>
+      <w:proofErr w:type="spellStart"/>
+      <w:r>
+        <w:rPr>
+          <w:rFonts w:ascii="Times New Roman" w:hAnsi="Times New Roman" w:cs="Times New Roman"/>
+        </w:rPr>
+        <w:t>rS</w:t>
+      </w:r>
+      <w:proofErr w:type="spellEnd"/>
+    </w:p>
+    <w:p>
+      <w:pPr>
+        <w:pStyle w:val="ListParagraph"/>
+        <w:numPr>
+          <w:ilvl w:val="2"/>
+          <w:numId w:val="2"/>
+        </w:numPr>
+        <w:rPr>
+          <w:rFonts w:ascii="Times New Roman" w:hAnsi="Times New Roman" w:cs="Times New Roman"/>
+        </w:rPr>
+      </w:pPr>
+      <w:r>
+        <w:rPr>
+          <w:rFonts w:ascii="Times New Roman" w:hAnsi="Times New Roman" w:cs="Times New Roman"/>
+        </w:rPr>
+        <w:t xml:space="preserve">Diffusivity </w:t>
+      </w:r>
+      <w:r>
+        <w:rPr>
+          <w:rFonts w:ascii="Times New Roman" w:hAnsi="Times New Roman" w:cs="Times New Roman"/>
+        </w:rPr>
+        <w:sym w:font="Wingdings" w:char="F0DF"/>
+      </w:r>
+      <w:r>
+        <w:rPr>
+          <w:rFonts w:ascii="Times New Roman" w:hAnsi="Times New Roman" w:cs="Times New Roman"/>
+        </w:rPr>
+        <w:sym w:font="Wingdings" w:char="F0E0"/>
+      </w:r>
+      <w:r>
+        <w:rPr>
+          <w:rFonts w:ascii="Times New Roman" w:hAnsi="Times New Roman" w:cs="Times New Roman"/>
+        </w:rPr>
+        <w:t xml:space="preserve"> volatility term </w:t>
+      </w:r>
+      <m:oMath>
+        <m:f>
+          <m:fPr>
+            <m:ctrlPr>
+              <w:rPr>
+                <w:rFonts w:ascii="Cambria Math" w:hAnsi="Cambria Math" w:cs="Times New Roman"/>
+                <w:i/>
+              </w:rPr>
+            </m:ctrlPr>
+          </m:fPr>
+          <m:num>
+            <m:r>
+              <w:rPr>
+                <w:rFonts w:ascii="Cambria Math" w:hAnsi="Cambria Math" w:cs="Times New Roman"/>
+              </w:rPr>
+              <m:t>1</m:t>
+            </m:r>
+          </m:num>
+          <m:den>
+            <m:r>
+              <w:rPr>
+                <w:rFonts w:ascii="Cambria Math" w:hAnsi="Cambria Math" w:cs="Times New Roman"/>
+              </w:rPr>
+              <m:t>2</m:t>
+            </m:r>
+          </m:den>
+        </m:f>
+        <m:sSup>
+          <m:sSupPr>
+            <m:ctrlPr>
+              <w:rPr>
+                <w:rFonts w:ascii="Cambria Math" w:hAnsi="Cambria Math" w:cs="Times New Roman"/>
+                <w:i/>
+              </w:rPr>
+            </m:ctrlPr>
+          </m:sSupPr>
+          <m:e>
+            <m:r>
+              <w:rPr>
+                <w:rFonts w:ascii="Cambria Math" w:hAnsi="Cambria Math" w:cs="Times New Roman"/>
+              </w:rPr>
+              <m:t>σ</m:t>
+            </m:r>
+          </m:e>
+          <m:sup>
+            <m:r>
+              <w:rPr>
+                <w:rFonts w:ascii="Cambria Math" w:hAnsi="Cambria Math" w:cs="Times New Roman"/>
+              </w:rPr>
+              <m:t>2</m:t>
+            </m:r>
+          </m:sup>
+        </m:sSup>
+        <m:sSup>
+          <m:sSupPr>
+            <m:ctrlPr>
+              <w:rPr>
+                <w:rFonts w:ascii="Cambria Math" w:hAnsi="Cambria Math" w:cs="Times New Roman"/>
+                <w:i/>
+              </w:rPr>
+            </m:ctrlPr>
+          </m:sSupPr>
+          <m:e>
+            <m:r>
+              <w:rPr>
+                <w:rFonts w:ascii="Cambria Math" w:hAnsi="Cambria Math" w:cs="Times New Roman"/>
+              </w:rPr>
+              <m:t>S</m:t>
+            </m:r>
+          </m:e>
+          <m:sup>
+            <m:r>
+              <w:rPr>
+                <w:rFonts w:ascii="Cambria Math" w:hAnsi="Cambria Math" w:cs="Times New Roman"/>
+              </w:rPr>
+              <m:t>2</m:t>
+            </m:r>
+          </m:sup>
+        </m:sSup>
+      </m:oMath>
+    </w:p>
+    <w:p>
+      <w:pPr>
+        <w:pStyle w:val="ListParagraph"/>
+        <w:numPr>
+          <w:ilvl w:val="2"/>
+          <w:numId w:val="2"/>
+        </w:numPr>
+        <w:rPr>
+          <w:rFonts w:ascii="Times New Roman" w:hAnsi="Times New Roman" w:cs="Times New Roman"/>
+        </w:rPr>
+      </w:pPr>
+      <w:r>
+        <w:rPr>
+          <w:rFonts w:ascii="Times New Roman" w:eastAsiaTheme="minorEastAsia" w:hAnsi="Times New Roman" w:cs="Times New Roman"/>
+        </w:rPr>
+        <w:t xml:space="preserve">Reaction term </w:t>
+      </w:r>
+      <w:r>
+        <w:rPr>
+          <w:rFonts w:ascii="Times New Roman" w:eastAsiaTheme="minorEastAsia" w:hAnsi="Times New Roman" w:cs="Times New Roman"/>
+        </w:rPr>
+        <w:sym w:font="Wingdings" w:char="F0DF"/>
+      </w:r>
+      <w:r>
+        <w:rPr>
+          <w:rFonts w:ascii="Times New Roman" w:eastAsiaTheme="minorEastAsia" w:hAnsi="Times New Roman" w:cs="Times New Roman"/>
+        </w:rPr>
+        <w:sym w:font="Wingdings" w:char="F0E0"/>
+      </w:r>
+      <w:r>
+        <w:rPr>
+          <w:rFonts w:ascii="Times New Roman" w:eastAsiaTheme="minorEastAsia" w:hAnsi="Times New Roman" w:cs="Times New Roman"/>
+        </w:rPr>
+        <w:t xml:space="preserve"> discounting</w:t>
+      </w:r>
+    </w:p>
+    <w:p>
+      <w:pPr>
+        <w:pStyle w:val="ListParagraph"/>
+        <w:numPr>
+          <w:ilvl w:val="1"/>
+          <w:numId w:val="2"/>
+        </w:numPr>
+        <w:rPr>
+          <w:rFonts w:ascii="Times New Roman" w:hAnsi="Times New Roman" w:cs="Times New Roman"/>
+        </w:rPr>
+      </w:pPr>
+      <w:r>
+        <w:rPr>
+          <w:rFonts w:ascii="Times New Roman" w:eastAsiaTheme="minorEastAsia" w:hAnsi="Times New Roman" w:cs="Times New Roman"/>
+        </w:rPr>
+        <w:t>Structural equivalence of the Fokker-Planck equation and transported PDF equation</w:t>
+      </w:r>
+    </w:p>
+    <w:p>
+      <w:pPr>
+        <w:pStyle w:val="ListParagraph"/>
+        <w:numPr>
+          <w:ilvl w:val="1"/>
+          <w:numId w:val="2"/>
+        </w:numPr>
+        <w:rPr>
+          <w:rFonts w:ascii="Times New Roman" w:hAnsi="Times New Roman" w:cs="Times New Roman"/>
+        </w:rPr>
+      </w:pPr>
+      <w:r>
+        <w:rPr>
+          <w:rFonts w:ascii="Times New Roman" w:eastAsiaTheme="minorEastAsia" w:hAnsi="Times New Roman" w:cs="Times New Roman"/>
+        </w:rPr>
+        <w:t>Interpretation: option pricing as a scalar PDF transport problem in 1D with multiplicative noise</w:t>
+      </w:r>
+    </w:p>
+    <w:p>
+      <w:pPr>
+        <w:pStyle w:val="ListParagraph"/>
+        <w:numPr>
+          <w:ilvl w:val="0"/>
+          <w:numId w:val="2"/>
+        </w:numPr>
+        <w:rPr>
+          <w:rFonts w:ascii="Times New Roman" w:hAnsi="Times New Roman" w:cs="Times New Roman"/>
+        </w:rPr>
+      </w:pPr>
+      <w:r>
+        <w:rPr>
+          <w:rFonts w:ascii="Times New Roman" w:eastAsiaTheme="minorEastAsia" w:hAnsi="Times New Roman" w:cs="Times New Roman"/>
+          <w:b/>
+          <w:bCs/>
+        </w:rPr>
+        <w:t>Notes:</w:t>
+      </w:r>
+    </w:p>
+    <w:p>
+      <w:pPr>
+        <w:pStyle w:val="ListParagraph"/>
+        <w:numPr>
+          <w:ilvl w:val="1"/>
+          <w:numId w:val="2"/>
+        </w:numPr>
+        <w:rPr>
+          <w:rFonts w:ascii="Times New Roman" w:hAnsi="Times New Roman" w:cs="Times New Roman"/>
+        </w:rPr>
+      </w:pPr>
+      <w:r>
+        <w:rPr>
+          <w:rFonts w:ascii="Times New Roman" w:eastAsiaTheme="minorEastAsia" w:hAnsi="Times New Roman" w:cs="Times New Roman"/>
+        </w:rPr>
+        <w:t>Heart of the paper</w:t>
+      </w:r>
+    </w:p>
+    <w:p>
+      <w:pPr>
+        <w:pStyle w:val="ListParagraph"/>
+        <w:numPr>
+          <w:ilvl w:val="1"/>
+          <w:numId w:val="2"/>
+        </w:numPr>
+        <w:rPr>
+          <w:rFonts w:ascii="Times New Roman" w:hAnsi="Times New Roman" w:cs="Times New Roman"/>
+        </w:rPr>
+      </w:pPr>
+      <w:r>
+        <w:rPr>
+          <w:rFonts w:ascii="Times New Roman" w:eastAsiaTheme="minorEastAsia" w:hAnsi="Times New Roman" w:cs="Times New Roman"/>
+        </w:rPr>
+        <w:t>Line up the two fields mathematically</w:t>
+      </w:r>
+    </w:p>
+    <w:p>
+      <w:pPr>
+        <w:pStyle w:val="Heading1"/>
+      </w:pPr>
+      <w:bookmarkStart w:id="6" w:name="_Toc222762155"/>
+      <w:r>
+        <w:t>NUMERICAL METHODS COMPARISON</w:t>
+      </w:r>
+      <w:bookmarkEnd w:id="6"/>
+    </w:p>
+    <w:p>
+      <w:pPr>
+        <w:pStyle w:val="ListParagraph"/>
+        <w:numPr>
+          <w:ilvl w:val="0"/>
+          <w:numId w:val="2"/>
+        </w:numPr>
+      </w:pPr>
+      <w:r>
+        <w:rPr>
+          <w:rFonts w:ascii="Times New Roman" w:hAnsi="Times New Roman" w:cs="Times New Roman"/>
+          <w:b/>
+          <w:bCs/>
+        </w:rPr>
+        <w:t>Sources:</w:t>
+      </w:r>
+    </w:p>
+    <w:p>
+      <w:pPr>
+        <w:pStyle w:val="ListParagraph"/>
+        <w:numPr>
+          <w:ilvl w:val="1"/>
+          <w:numId w:val="2"/>
+        </w:numPr>
+      </w:pPr>
+      <w:r>
+        <w:rPr>
+          <w:rFonts w:ascii="Times New Roman" w:hAnsi="Times New Roman" w:cs="Times New Roman"/>
+        </w:rPr>
+        <w:t>Shreve</w:t>
+      </w:r>
+      <w:r>
+        <w:rPr>
+          <w:rFonts w:ascii="Times New Roman" w:hAnsi="Times New Roman" w:cs="Times New Roman"/>
+        </w:rPr>
+        <w:t xml:space="preserve"> (Monte Carlo simulation for SDEs)</w:t>
+      </w:r>
+    </w:p>
+    <w:p>
+      <w:pPr>
+        <w:pStyle w:val="ListParagraph"/>
+        <w:numPr>
+          <w:ilvl w:val="1"/>
+          <w:numId w:val="2"/>
+        </w:numPr>
+      </w:pPr>
+      <w:r>
+        <w:rPr>
+          <w:rFonts w:ascii="Times New Roman" w:hAnsi="Times New Roman" w:cs="Times New Roman"/>
+        </w:rPr>
+        <w:t>Pope (particle PDF methods in turbulence)</w:t>
+      </w:r>
+    </w:p>
+    <w:p>
+      <w:pPr>
+        <w:pStyle w:val="ListParagraph"/>
+        <w:numPr>
+          <w:ilvl w:val="1"/>
+          <w:numId w:val="2"/>
+        </w:numPr>
+      </w:pPr>
+      <w:r>
+        <w:rPr>
+          <w:rFonts w:ascii="Times New Roman" w:hAnsi="Times New Roman" w:cs="Times New Roman"/>
+        </w:rPr>
+        <w:t>Baxter &amp; Rennie (finite-difference intuition for PDEs in finance)</w:t>
+      </w:r>
+    </w:p>
+    <w:p>
+      <w:pPr>
+        <w:pStyle w:val="ListParagraph"/>
+        <w:numPr>
+          <w:ilvl w:val="0"/>
+          <w:numId w:val="2"/>
+        </w:numPr>
+      </w:pPr>
+      <w:r>
+        <w:rPr>
+          <w:rFonts w:ascii="Times New Roman" w:hAnsi="Times New Roman" w:cs="Times New Roman"/>
+          <w:b/>
+          <w:bCs/>
+        </w:rPr>
+        <w:t>Content:</w:t>
+      </w:r>
+    </w:p>
+    <w:p>
+      <w:pPr>
+        <w:pStyle w:val="ListParagraph"/>
+        <w:numPr>
+          <w:ilvl w:val="1"/>
+          <w:numId w:val="2"/>
+        </w:numPr>
+      </w:pPr>
+      <w:r>
+        <w:rPr>
+          <w:rFonts w:ascii="Times New Roman" w:hAnsi="Times New Roman" w:cs="Times New Roman"/>
+        </w:rPr>
+        <w:t>Finite-difference schemes for BSM (Crank-Nicholson, implicit schemes)</w:t>
+      </w:r>
+    </w:p>
+    <w:p>
+      <w:pPr>
+        <w:pStyle w:val="ListParagraph"/>
+        <w:numPr>
+          <w:ilvl w:val="1"/>
+          <w:numId w:val="2"/>
+        </w:numPr>
+      </w:pPr>
+      <w:r>
+        <w:rPr>
+          <w:rFonts w:ascii="Times New Roman" w:hAnsi="Times New Roman" w:cs="Times New Roman"/>
+        </w:rPr>
+        <w:t>Monte Carlo simulation as a particle-based PDF method</w:t>
+      </w:r>
+    </w:p>
+    <w:p>
+      <w:pPr>
+        <w:pStyle w:val="ListParagraph"/>
+        <w:numPr>
+          <w:ilvl w:val="1"/>
+          <w:numId w:val="2"/>
+        </w:numPr>
+      </w:pPr>
+      <w:r>
+        <w:rPr>
+          <w:rFonts w:ascii="Times New Roman" w:hAnsi="Times New Roman" w:cs="Times New Roman"/>
+        </w:rPr>
+        <w:t xml:space="preserve">Analogy to </w:t>
+      </w:r>
+      <w:proofErr w:type="spellStart"/>
+      <w:r>
+        <w:rPr>
+          <w:rFonts w:ascii="Times New Roman" w:hAnsi="Times New Roman" w:cs="Times New Roman"/>
+        </w:rPr>
+        <w:t>Lagrangian</w:t>
+      </w:r>
+      <w:proofErr w:type="spellEnd"/>
+      <w:r>
+        <w:rPr>
+          <w:rFonts w:ascii="Times New Roman" w:hAnsi="Times New Roman" w:cs="Times New Roman"/>
+        </w:rPr>
+        <w:t xml:space="preserve"> particle PDF methods in turbulence</w:t>
+      </w:r>
+    </w:p>
+    <w:p>
+      <w:pPr>
+        <w:pStyle w:val="ListParagraph"/>
+        <w:numPr>
+          <w:ilvl w:val="1"/>
+          <w:numId w:val="2"/>
+        </w:numPr>
+      </w:pPr>
+      <w:r>
+        <w:rPr>
+          <w:rFonts w:ascii="Times New Roman" w:hAnsi="Times New Roman" w:cs="Times New Roman"/>
+        </w:rPr>
+        <w:t>Stability and accuracy considerations in both fields</w:t>
+      </w:r>
+    </w:p>
+    <w:p>
+      <w:pPr>
+        <w:pStyle w:val="ListParagraph"/>
+        <w:numPr>
+          <w:ilvl w:val="0"/>
+          <w:numId w:val="2"/>
+        </w:numPr>
+      </w:pPr>
+      <w:r>
+        <w:rPr>
+          <w:rFonts w:ascii="Times New Roman" w:hAnsi="Times New Roman" w:cs="Times New Roman"/>
+          <w:b/>
+          <w:bCs/>
+        </w:rPr>
+        <w:t>Notes:</w:t>
+      </w:r>
+    </w:p>
+    <w:p>
+      <w:pPr>
+        <w:pStyle w:val="ListParagraph"/>
+        <w:numPr>
+          <w:ilvl w:val="1"/>
+          <w:numId w:val="2"/>
+        </w:numPr>
+      </w:pPr>
+      <w:r>
+        <w:rPr>
+          <w:rFonts w:ascii="Times New Roman" w:hAnsi="Times New Roman" w:cs="Times New Roman"/>
+        </w:rPr>
+        <w:t>Both fields solve similar PDEs but use different numerical traditions</w:t>
+      </w:r>
+      <w:r>
+        <w:rPr>
+          <w:rFonts w:ascii="Times New Roman" w:hAnsi="Times New Roman" w:cs="Times New Roman"/>
+        </w:rPr>
+        <w:t xml:space="preserve"> (same mathematical structure but evolved different numerical traditions)</w:t>
+      </w:r>
+    </w:p>
+    <w:p>
+      <w:pPr>
+        <w:pStyle w:val="ListParagraph"/>
+        <w:numPr>
+          <w:ilvl w:val="2"/>
+          <w:numId w:val="2"/>
+        </w:numPr>
+      </w:pPr>
+      <w:r>
+        <w:rPr>
+          <w:rFonts w:ascii="Times New Roman" w:hAnsi="Times New Roman" w:cs="Times New Roman"/>
+        </w:rPr>
+        <w:t>Finance uses finite differences and Monte-Carlo</w:t>
+      </w:r>
+    </w:p>
+    <w:p>
+      <w:pPr>
+        <w:pStyle w:val="ListParagraph"/>
+        <w:numPr>
+          <w:ilvl w:val="2"/>
+          <w:numId w:val="2"/>
+        </w:numPr>
+      </w:pPr>
+      <w:r>
+        <w:rPr>
+          <w:rFonts w:ascii="Times New Roman" w:hAnsi="Times New Roman" w:cs="Times New Roman"/>
+        </w:rPr>
+        <w:t>CFD uses finite volume, finite element, and particle PDF methods</w:t>
+      </w:r>
+    </w:p>
+    <w:p>
+      <w:pPr>
+        <w:pStyle w:val="ListParagraph"/>
+        <w:numPr>
+          <w:ilvl w:val="1"/>
+          <w:numId w:val="2"/>
+        </w:numPr>
+      </w:pPr>
+      <w:r>
+        <w:rPr>
+          <w:rFonts w:ascii="Times New Roman" w:hAnsi="Times New Roman" w:cs="Times New Roman"/>
+        </w:rPr>
+        <w:t>This section shows that the connection is not just theoretical, the computational strategies overlap too. (Strengthens CFD relevance)</w:t>
+      </w:r>
+    </w:p>
+    <w:p>
+      <w:pPr>
+        <w:pStyle w:val="Heading1"/>
+      </w:pPr>
+      <w:bookmarkStart w:id="7" w:name="_Toc222762156"/>
+      <w:r>
+        <w:t>DISCUSSION</w:t>
+      </w:r>
+      <w:bookmarkEnd w:id="7"/>
+    </w:p>
+    <w:p>
+      <w:pPr>
+        <w:pStyle w:val="ListParagraph"/>
+        <w:numPr>
+          <w:ilvl w:val="0"/>
+          <w:numId w:val="2"/>
+        </w:numPr>
+        <w:rPr>
+          <w:rFonts w:ascii="Times New Roman" w:hAnsi="Times New Roman" w:cs="Times New Roman"/>
+        </w:rPr>
+      </w:pPr>
+      <w:r>
+        <w:rPr>
+          <w:rFonts w:ascii="Times New Roman" w:hAnsi="Times New Roman" w:cs="Times New Roman"/>
+          <w:b/>
+          <w:bCs/>
+        </w:rPr>
+        <w:t>Sources</w:t>
+      </w:r>
+      <w:r>
+        <w:rPr>
+          <w:rFonts w:ascii="Times New Roman" w:hAnsi="Times New Roman" w:cs="Times New Roman"/>
+          <w:b/>
+          <w:bCs/>
+        </w:rPr>
+        <w:t>:</w:t>
+      </w:r>
+    </w:p>
+    <w:p>
+      <w:pPr>
+        <w:pStyle w:val="ListParagraph"/>
+        <w:numPr>
+          <w:ilvl w:val="1"/>
+          <w:numId w:val="2"/>
+        </w:numPr>
+        <w:rPr>
+          <w:rFonts w:ascii="Times New Roman" w:hAnsi="Times New Roman" w:cs="Times New Roman"/>
+        </w:rPr>
+      </w:pPr>
+      <w:proofErr w:type="gramStart"/>
+      <w:r>
+        <w:rPr>
+          <w:rFonts w:ascii="Times New Roman" w:hAnsi="Times New Roman" w:cs="Times New Roman"/>
+        </w:rPr>
+        <w:t>All of</w:t>
+      </w:r>
+      <w:proofErr w:type="gramEnd"/>
+      <w:r>
+        <w:rPr>
+          <w:rFonts w:ascii="Times New Roman" w:hAnsi="Times New Roman" w:cs="Times New Roman"/>
+        </w:rPr>
+        <w:t xml:space="preserve"> the above</w:t>
+      </w:r>
+    </w:p>
+    <w:p>
+      <w:pPr>
+        <w:pStyle w:val="ListParagraph"/>
+        <w:numPr>
+          <w:ilvl w:val="0"/>
+          <w:numId w:val="2"/>
+        </w:numPr>
+        <w:rPr>
+          <w:rFonts w:ascii="Times New Roman" w:hAnsi="Times New Roman" w:cs="Times New Roman"/>
+        </w:rPr>
+      </w:pPr>
+      <w:r>
+        <w:rPr>
+          <w:rFonts w:ascii="Times New Roman" w:hAnsi="Times New Roman" w:cs="Times New Roman"/>
+          <w:b/>
+          <w:bCs/>
+        </w:rPr>
+        <w:t>Content:</w:t>
+      </w:r>
+    </w:p>
+    <w:p>
+      <w:pPr>
+        <w:pStyle w:val="ListParagraph"/>
+        <w:numPr>
+          <w:ilvl w:val="1"/>
+          <w:numId w:val="2"/>
+        </w:numPr>
+        <w:rPr>
+          <w:rFonts w:ascii="Times New Roman" w:hAnsi="Times New Roman" w:cs="Times New Roman"/>
+        </w:rPr>
+      </w:pPr>
+      <w:r>
+        <w:rPr>
+          <w:rFonts w:ascii="Times New Roman" w:hAnsi="Times New Roman" w:cs="Times New Roman"/>
+        </w:rPr>
+        <w:t>Strengths of the PDF viewpoint: clarity of probabilistic interpretation, natural link to Monte Carlo</w:t>
+      </w:r>
+    </w:p>
+    <w:p>
+      <w:pPr>
+        <w:pStyle w:val="ListParagraph"/>
+        <w:numPr>
+          <w:ilvl w:val="1"/>
+          <w:numId w:val="2"/>
+        </w:numPr>
+        <w:rPr>
+          <w:rFonts w:ascii="Times New Roman" w:hAnsi="Times New Roman" w:cs="Times New Roman"/>
+        </w:rPr>
+      </w:pPr>
+      <w:r>
+        <w:rPr>
+          <w:rFonts w:ascii="Times New Roman" w:hAnsi="Times New Roman" w:cs="Times New Roman"/>
+        </w:rPr>
+        <w:t>Limitations: constant volatility assumption vs. turbulence closures</w:t>
+      </w:r>
+    </w:p>
+    <w:p>
+      <w:pPr>
+        <w:pStyle w:val="ListParagraph"/>
+        <w:numPr>
+          <w:ilvl w:val="1"/>
+          <w:numId w:val="2"/>
+        </w:numPr>
+        <w:rPr>
+          <w:rFonts w:ascii="Times New Roman" w:hAnsi="Times New Roman" w:cs="Times New Roman"/>
+        </w:rPr>
+      </w:pPr>
+      <w:r>
+        <w:rPr>
+          <w:rFonts w:ascii="Times New Roman" w:hAnsi="Times New Roman" w:cs="Times New Roman"/>
+        </w:rPr>
+        <w:t>Opportunities: using CFD-style PDF closures for stochastic volatility models</w:t>
+      </w:r>
+    </w:p>
+    <w:p>
+      <w:pPr>
+        <w:pStyle w:val="ListParagraph"/>
+        <w:numPr>
+          <w:ilvl w:val="0"/>
+          <w:numId w:val="2"/>
+        </w:numPr>
+        <w:rPr>
+          <w:rFonts w:ascii="Times New Roman" w:hAnsi="Times New Roman" w:cs="Times New Roman"/>
+        </w:rPr>
+      </w:pPr>
+      <w:r>
+        <w:rPr>
+          <w:rFonts w:ascii="Times New Roman" w:hAnsi="Times New Roman" w:cs="Times New Roman"/>
+          <w:b/>
+          <w:bCs/>
+        </w:rPr>
+        <w:lastRenderedPageBreak/>
+        <w:t>Notes:</w:t>
+      </w:r>
+    </w:p>
+    <w:p>
+      <w:pPr>
+        <w:pStyle w:val="ListParagraph"/>
+        <w:numPr>
+          <w:ilvl w:val="1"/>
+          <w:numId w:val="2"/>
+        </w:numPr>
+        <w:rPr>
+          <w:rFonts w:ascii="Times New Roman" w:hAnsi="Times New Roman" w:cs="Times New Roman"/>
+        </w:rPr>
+      </w:pPr>
+      <w:r>
+        <w:rPr>
+          <w:rFonts w:ascii="Times New Roman" w:hAnsi="Times New Roman" w:cs="Times New Roman"/>
+        </w:rPr>
+        <w:t>Interpret what the connection means</w:t>
+      </w:r>
+    </w:p>
+    <w:p>
+      <w:pPr>
+        <w:pStyle w:val="ListParagraph"/>
+        <w:numPr>
+          <w:ilvl w:val="2"/>
+          <w:numId w:val="2"/>
+        </w:numPr>
+        <w:rPr>
+          <w:rFonts w:ascii="Times New Roman" w:hAnsi="Times New Roman" w:cs="Times New Roman"/>
+        </w:rPr>
+      </w:pPr>
+      <w:r>
+        <w:rPr>
+          <w:rFonts w:ascii="Times New Roman" w:hAnsi="Times New Roman" w:cs="Times New Roman"/>
+        </w:rPr>
+        <w:t>What insights the PDF viewpoint gives</w:t>
+      </w:r>
+    </w:p>
+    <w:p>
+      <w:pPr>
+        <w:pStyle w:val="ListParagraph"/>
+        <w:numPr>
+          <w:ilvl w:val="2"/>
+          <w:numId w:val="2"/>
+        </w:numPr>
+        <w:rPr>
+          <w:rFonts w:ascii="Times New Roman" w:hAnsi="Times New Roman" w:cs="Times New Roman"/>
+        </w:rPr>
+      </w:pPr>
+      <w:r>
+        <w:rPr>
+          <w:rFonts w:ascii="Times New Roman" w:hAnsi="Times New Roman" w:cs="Times New Roman"/>
+        </w:rPr>
+        <w:t>What limitations exist</w:t>
+      </w:r>
+    </w:p>
+    <w:p>
+      <w:pPr>
+        <w:pStyle w:val="ListParagraph"/>
+        <w:numPr>
+          <w:ilvl w:val="2"/>
+          <w:numId w:val="2"/>
+        </w:numPr>
+        <w:rPr>
+          <w:rFonts w:ascii="Times New Roman" w:hAnsi="Times New Roman" w:cs="Times New Roman"/>
+        </w:rPr>
+      </w:pPr>
+      <w:r>
+        <w:rPr>
+          <w:rFonts w:ascii="Times New Roman" w:hAnsi="Times New Roman" w:cs="Times New Roman"/>
+        </w:rPr>
+        <w:t>What cross-disciplinary ideas might be useful</w:t>
+      </w:r>
+    </w:p>
+    <w:p>
+      <w:pPr>
+        <w:pStyle w:val="ListParagraph"/>
+        <w:numPr>
+          <w:ilvl w:val="1"/>
+          <w:numId w:val="2"/>
+        </w:numPr>
+        <w:rPr>
+          <w:rFonts w:ascii="Times New Roman" w:hAnsi="Times New Roman" w:cs="Times New Roman"/>
+        </w:rPr>
+      </w:pPr>
+      <w:r>
+        <w:rPr>
+          <w:rFonts w:ascii="Times New Roman" w:hAnsi="Times New Roman" w:cs="Times New Roman"/>
+        </w:rPr>
+        <w:t>Cannot simply derive, we must interpret</w:t>
+      </w:r>
+    </w:p>
+    <w:p>
+      <w:pPr>
+        <w:rPr>
+          <w:rFonts w:ascii="Times New Roman" w:hAnsi="Times New Roman" w:cs="Times New Roman"/>
+        </w:rPr>
+      </w:pPr>
+    </w:p>
+    <w:p>
+      <w:pPr>
+        <w:pStyle w:val="Heading1"/>
+      </w:pPr>
+      <w:bookmarkStart w:id="8" w:name="_Toc222762157"/>
+      <w:r>
+        <w:t>CONCLUSION</w:t>
+      </w:r>
+      <w:bookmarkEnd w:id="8"/>
+    </w:p>
+    <w:p>
+      <w:pPr>
+        <w:pStyle w:val="ListParagraph"/>
+        <w:numPr>
+          <w:ilvl w:val="0"/>
+          <w:numId w:val="2"/>
+        </w:numPr>
+        <w:rPr>
+          <w:rFonts w:ascii="Times New Roman" w:hAnsi="Times New Roman" w:cs="Times New Roman"/>
+        </w:rPr>
+      </w:pPr>
+      <w:r>
+        <w:rPr>
+          <w:rFonts w:ascii="Times New Roman" w:hAnsi="Times New Roman" w:cs="Times New Roman"/>
+          <w:b/>
+          <w:bCs/>
+        </w:rPr>
+        <w:t>Sources:</w:t>
+      </w:r>
+    </w:p>
+    <w:p>
+      <w:pPr>
+        <w:pStyle w:val="ListParagraph"/>
+        <w:numPr>
+          <w:ilvl w:val="1"/>
+          <w:numId w:val="2"/>
+        </w:numPr>
+        <w:rPr>
+          <w:rFonts w:ascii="Times New Roman" w:hAnsi="Times New Roman" w:cs="Times New Roman"/>
+        </w:rPr>
+      </w:pPr>
+      <w:r>
+        <w:rPr>
+          <w:rFonts w:ascii="Times New Roman" w:hAnsi="Times New Roman" w:cs="Times New Roman"/>
+        </w:rPr>
+        <w:t>N/A</w:t>
+      </w:r>
+    </w:p>
+    <w:p>
+      <w:pPr>
+        <w:pStyle w:val="ListParagraph"/>
+        <w:numPr>
+          <w:ilvl w:val="0"/>
+          <w:numId w:val="2"/>
+        </w:numPr>
+        <w:rPr>
+          <w:rFonts w:ascii="Times New Roman" w:hAnsi="Times New Roman" w:cs="Times New Roman"/>
+        </w:rPr>
+      </w:pPr>
+      <w:r>
+        <w:rPr>
+          <w:rFonts w:ascii="Times New Roman" w:hAnsi="Times New Roman" w:cs="Times New Roman"/>
+          <w:b/>
+          <w:bCs/>
+        </w:rPr>
+        <w:t>Content:</w:t>
+      </w:r>
+    </w:p>
+    <w:p>
+      <w:pPr>
+        <w:pStyle w:val="ListParagraph"/>
+        <w:numPr>
+          <w:ilvl w:val="1"/>
+          <w:numId w:val="2"/>
+        </w:numPr>
+        <w:rPr>
+          <w:rFonts w:ascii="Times New Roman" w:hAnsi="Times New Roman" w:cs="Times New Roman"/>
+        </w:rPr>
+      </w:pPr>
+      <w:r>
+        <w:rPr>
+          <w:rFonts w:ascii="Times New Roman" w:hAnsi="Times New Roman" w:cs="Times New Roman"/>
+        </w:rPr>
+        <w:t>Summary of the mathematical and conceptual bridge</w:t>
+      </w:r>
+    </w:p>
+    <w:p>
+      <w:pPr>
+        <w:pStyle w:val="ListParagraph"/>
+        <w:numPr>
+          <w:ilvl w:val="1"/>
+          <w:numId w:val="2"/>
+        </w:numPr>
+        <w:rPr>
+          <w:rFonts w:ascii="Times New Roman" w:hAnsi="Times New Roman" w:cs="Times New Roman"/>
+        </w:rPr>
+      </w:pPr>
+      <w:r>
+        <w:rPr>
+          <w:rFonts w:ascii="Times New Roman" w:hAnsi="Times New Roman" w:cs="Times New Roman"/>
+        </w:rPr>
+        <w:t>Implications for cross-disciplinary modeling</w:t>
+      </w:r>
+    </w:p>
+    <w:p>
+      <w:pPr>
+        <w:pStyle w:val="ListParagraph"/>
+        <w:numPr>
+          <w:ilvl w:val="1"/>
+          <w:numId w:val="2"/>
+        </w:numPr>
+        <w:rPr>
+          <w:rFonts w:ascii="Times New Roman" w:hAnsi="Times New Roman" w:cs="Times New Roman"/>
+        </w:rPr>
+      </w:pPr>
+      <w:r>
+        <w:rPr>
+          <w:rFonts w:ascii="Times New Roman" w:hAnsi="Times New Roman" w:cs="Times New Roman"/>
+        </w:rPr>
+        <w:t xml:space="preserve">Potential extensions (e.g., Heston model </w:t>
+      </w:r>
+      <w:r>
+        <w:rPr>
+          <w:rFonts w:ascii="Times New Roman" w:hAnsi="Times New Roman" w:cs="Times New Roman"/>
+        </w:rPr>
+        <w:sym w:font="Wingdings" w:char="F0DF"/>
+      </w:r>
+      <w:r>
+        <w:rPr>
+          <w:rFonts w:ascii="Times New Roman" w:hAnsi="Times New Roman" w:cs="Times New Roman"/>
+        </w:rPr>
+        <w:sym w:font="Wingdings" w:char="F0E0"/>
+      </w:r>
+      <w:r>
+        <w:rPr>
+          <w:rFonts w:ascii="Times New Roman" w:hAnsi="Times New Roman" w:cs="Times New Roman"/>
+        </w:rPr>
+        <w:t xml:space="preserve"> variable-diffusivity PDF)</w:t>
+      </w:r>
+    </w:p>
+    <w:p>
+      <w:pPr>
+        <w:pStyle w:val="ListParagraph"/>
+        <w:numPr>
+          <w:ilvl w:val="0"/>
+          <w:numId w:val="2"/>
+        </w:numPr>
+        <w:rPr>
+          <w:rFonts w:ascii="Times New Roman" w:hAnsi="Times New Roman" w:cs="Times New Roman"/>
+        </w:rPr>
+      </w:pPr>
+      <w:r>
+        <w:rPr>
+          <w:rFonts w:ascii="Times New Roman" w:hAnsi="Times New Roman" w:cs="Times New Roman"/>
+          <w:b/>
+          <w:bCs/>
+        </w:rPr>
+        <w:t>Notes:</w:t>
+      </w:r>
+    </w:p>
+    <w:p>
+      <w:pPr>
+        <w:pStyle w:val="ListParagraph"/>
+        <w:numPr>
+          <w:ilvl w:val="1"/>
+          <w:numId w:val="2"/>
+        </w:numPr>
+        <w:rPr>
+          <w:rFonts w:ascii="Times New Roman" w:hAnsi="Times New Roman" w:cs="Times New Roman"/>
+        </w:rPr>
+      </w:pPr>
+      <w:r>
+        <w:rPr>
+          <w:rFonts w:ascii="Times New Roman" w:hAnsi="Times New Roman" w:cs="Times New Roman"/>
+        </w:rPr>
+        <w:t>Wrap up the argument and reinforce the main takeaway: the BSM equation and transported PDF equation share the same mathematical structure, and viewing finance through a CFD lens clarifies both</w:t>
+      </w:r>
     </w:p>
     <w:sectPr>
       <w:pgSz w:w="12240" w:h="15840"/>
@@ -264,8 +4561,213 @@
       </w:pPr>
     </w:lvl>
   </w:abstractNum>
+  <w:abstractNum w:abstractNumId="1" w15:restartNumberingAfterBreak="0">
+    <w:nsid w:val="65466CA6"/>
+    <w:multiLevelType w:val="hybridMultilevel"/>
+    <w:tmpl w:val="80E8AE1C"/>
+    <w:lvl w:ilvl="0" w:tplc="475AD8B0">
+      <w:numFmt w:val="bullet"/>
+      <w:lvlText w:val="-"/>
+      <w:lvlJc w:val="left"/>
+      <w:pPr>
+        <w:ind w:left="720" w:hanging="360"/>
+      </w:pPr>
+      <w:rPr>
+        <w:rFonts w:ascii="Times New Roman" w:eastAsiaTheme="minorHAnsi" w:hAnsi="Times New Roman" w:cs="Times New Roman" w:hint="default"/>
+      </w:rPr>
+    </w:lvl>
+    <w:lvl w:ilvl="1" w:tplc="04090003">
+      <w:start w:val="1"/>
+      <w:numFmt w:val="bullet"/>
+      <w:lvlText w:val="o"/>
+      <w:lvlJc w:val="left"/>
+      <w:pPr>
+        <w:ind w:left="1440" w:hanging="360"/>
+      </w:pPr>
+      <w:rPr>
+        <w:rFonts w:ascii="Courier New" w:hAnsi="Courier New" w:cs="Courier New" w:hint="default"/>
+      </w:rPr>
+    </w:lvl>
+    <w:lvl w:ilvl="2" w:tplc="04090005">
+      <w:start w:val="1"/>
+      <w:numFmt w:val="bullet"/>
+      <w:lvlText w:val=""/>
+      <w:lvlJc w:val="left"/>
+      <w:pPr>
+        <w:ind w:left="2160" w:hanging="360"/>
+      </w:pPr>
+      <w:rPr>
+        <w:rFonts w:ascii="Wingdings" w:hAnsi="Wingdings" w:hint="default"/>
+      </w:rPr>
+    </w:lvl>
+    <w:lvl w:ilvl="3" w:tplc="04090001">
+      <w:start w:val="1"/>
+      <w:numFmt w:val="bullet"/>
+      <w:lvlText w:val=""/>
+      <w:lvlJc w:val="left"/>
+      <w:pPr>
+        <w:ind w:left="2880" w:hanging="360"/>
+      </w:pPr>
+      <w:rPr>
+        <w:rFonts w:ascii="Symbol" w:hAnsi="Symbol" w:hint="default"/>
+      </w:rPr>
+    </w:lvl>
+    <w:lvl w:ilvl="4" w:tplc="04090003" w:tentative="1">
+      <w:start w:val="1"/>
+      <w:numFmt w:val="bullet"/>
+      <w:lvlText w:val="o"/>
+      <w:lvlJc w:val="left"/>
+      <w:pPr>
+        <w:ind w:left="3600" w:hanging="360"/>
+      </w:pPr>
+      <w:rPr>
+        <w:rFonts w:ascii="Courier New" w:hAnsi="Courier New" w:cs="Courier New" w:hint="default"/>
+      </w:rPr>
+    </w:lvl>
+    <w:lvl w:ilvl="5" w:tplc="04090005" w:tentative="1">
+      <w:start w:val="1"/>
+      <w:numFmt w:val="bullet"/>
+      <w:lvlText w:val=""/>
+      <w:lvlJc w:val="left"/>
+      <w:pPr>
+        <w:ind w:left="4320" w:hanging="360"/>
+      </w:pPr>
+      <w:rPr>
+        <w:rFonts w:ascii="Wingdings" w:hAnsi="Wingdings" w:hint="default"/>
+      </w:rPr>
+    </w:lvl>
+    <w:lvl w:ilvl="6" w:tplc="04090001" w:tentative="1">
+      <w:start w:val="1"/>
+      <w:numFmt w:val="bullet"/>
+      <w:lvlText w:val=""/>
+      <w:lvlJc w:val="left"/>
+      <w:pPr>
+        <w:ind w:left="5040" w:hanging="360"/>
+      </w:pPr>
+      <w:rPr>
+        <w:rFonts w:ascii="Symbol" w:hAnsi="Symbol" w:hint="default"/>
+      </w:rPr>
+    </w:lvl>
+    <w:lvl w:ilvl="7" w:tplc="04090003" w:tentative="1">
+      <w:start w:val="1"/>
+      <w:numFmt w:val="bullet"/>
+      <w:lvlText w:val="o"/>
+      <w:lvlJc w:val="left"/>
+      <w:pPr>
+        <w:ind w:left="5760" w:hanging="360"/>
+      </w:pPr>
+      <w:rPr>
+        <w:rFonts w:ascii="Courier New" w:hAnsi="Courier New" w:cs="Courier New" w:hint="default"/>
+      </w:rPr>
+    </w:lvl>
+    <w:lvl w:ilvl="8" w:tplc="04090005" w:tentative="1">
+      <w:start w:val="1"/>
+      <w:numFmt w:val="bullet"/>
+      <w:lvlText w:val=""/>
+      <w:lvlJc w:val="left"/>
+      <w:pPr>
+        <w:ind w:left="6480" w:hanging="360"/>
+      </w:pPr>
+      <w:rPr>
+        <w:rFonts w:ascii="Wingdings" w:hAnsi="Wingdings" w:hint="default"/>
+      </w:rPr>
+    </w:lvl>
+  </w:abstractNum>
+  <w:abstractNum w:abstractNumId="2" w15:restartNumberingAfterBreak="0">
+    <w:nsid w:val="707E4F6F"/>
+    <w:multiLevelType w:val="hybridMultilevel"/>
+    <w:tmpl w:val="162A901C"/>
+    <w:lvl w:ilvl="0" w:tplc="04569514">
+      <w:start w:val="1"/>
+      <w:numFmt w:val="upperRoman"/>
+      <w:pStyle w:val="Heading1"/>
+      <w:lvlText w:val="%1."/>
+      <w:lvlJc w:val="right"/>
+      <w:pPr>
+        <w:ind w:left="720" w:hanging="360"/>
+      </w:pPr>
+    </w:lvl>
+    <w:lvl w:ilvl="1" w:tplc="04090019" w:tentative="1">
+      <w:start w:val="1"/>
+      <w:numFmt w:val="lowerLetter"/>
+      <w:lvlText w:val="%2."/>
+      <w:lvlJc w:val="left"/>
+      <w:pPr>
+        <w:ind w:left="1440" w:hanging="360"/>
+      </w:pPr>
+    </w:lvl>
+    <w:lvl w:ilvl="2" w:tplc="0409001B" w:tentative="1">
+      <w:start w:val="1"/>
+      <w:numFmt w:val="lowerRoman"/>
+      <w:lvlText w:val="%3."/>
+      <w:lvlJc w:val="right"/>
+      <w:pPr>
+        <w:ind w:left="2160" w:hanging="180"/>
+      </w:pPr>
+    </w:lvl>
+    <w:lvl w:ilvl="3" w:tplc="0409000F" w:tentative="1">
+      <w:start w:val="1"/>
+      <w:numFmt w:val="decimal"/>
+      <w:lvlText w:val="%4."/>
+      <w:lvlJc w:val="left"/>
+      <w:pPr>
+        <w:ind w:left="2880" w:hanging="360"/>
+      </w:pPr>
+    </w:lvl>
+    <w:lvl w:ilvl="4" w:tplc="04090019" w:tentative="1">
+      <w:start w:val="1"/>
+      <w:numFmt w:val="lowerLetter"/>
+      <w:lvlText w:val="%5."/>
+      <w:lvlJc w:val="left"/>
+      <w:pPr>
+        <w:ind w:left="3600" w:hanging="360"/>
+      </w:pPr>
+    </w:lvl>
+    <w:lvl w:ilvl="5" w:tplc="0409001B" w:tentative="1">
+      <w:start w:val="1"/>
+      <w:numFmt w:val="lowerRoman"/>
+      <w:lvlText w:val="%6."/>
+      <w:lvlJc w:val="right"/>
+      <w:pPr>
+        <w:ind w:left="4320" w:hanging="180"/>
+      </w:pPr>
+    </w:lvl>
+    <w:lvl w:ilvl="6" w:tplc="0409000F" w:tentative="1">
+      <w:start w:val="1"/>
+      <w:numFmt w:val="decimal"/>
+      <w:lvlText w:val="%7."/>
+      <w:lvlJc w:val="left"/>
+      <w:pPr>
+        <w:ind w:left="5040" w:hanging="360"/>
+      </w:pPr>
+    </w:lvl>
+    <w:lvl w:ilvl="7" w:tplc="04090019" w:tentative="1">
+      <w:start w:val="1"/>
+      <w:numFmt w:val="lowerLetter"/>
+      <w:lvlText w:val="%8."/>
+      <w:lvlJc w:val="left"/>
+      <w:pPr>
+        <w:ind w:left="5760" w:hanging="360"/>
+      </w:pPr>
+    </w:lvl>
+    <w:lvl w:ilvl="8" w:tplc="0409001B" w:tentative="1">
+      <w:start w:val="1"/>
+      <w:numFmt w:val="lowerRoman"/>
+      <w:lvlText w:val="%9."/>
+      <w:lvlJc w:val="right"/>
+      <w:pPr>
+        <w:ind w:left="6480" w:hanging="180"/>
+      </w:pPr>
+    </w:lvl>
+  </w:abstractNum>
   <w:num w:numId="1" w16cid:durableId="1053970908">
     <w:abstractNumId w:val="0"/>
+  </w:num>
+  <w:num w:numId="2" w16cid:durableId="803432001">
+    <w:abstractNumId w:val="1"/>
+  </w:num>
+  <w:num w:numId="3" w16cid:durableId="1206068468">
+    <w:abstractNumId w:val="2"/>
   </w:num>
 </w:numbering>
 </file>
@@ -678,17 +5180,21 @@
     <w:link w:val="Heading1Char"/>
     <w:uiPriority w:val="9"/>
     <w:qFormat/>
-    <w:rsid w:val="00130E93"/>
+    <w:rsid w:val="00B35DB0"/>
     <w:pPr>
       <w:keepNext/>
       <w:keepLines/>
+      <w:numPr>
+        <w:numId w:val="3"/>
+      </w:numPr>
       <w:spacing w:before="360" w:after="80"/>
+      <w:jc w:val="center"/>
       <w:outlineLvl w:val="0"/>
     </w:pPr>
     <w:rPr>
-      <w:rFonts w:asciiTheme="majorHAnsi" w:eastAsiaTheme="majorEastAsia" w:hAnsiTheme="majorHAnsi" w:cstheme="majorBidi"/>
-      <w:color w:val="2F5496" w:themeColor="accent1" w:themeShade="BF"/>
-      <w:sz w:val="40"/>
+      <w:rFonts w:ascii="Times New Roman" w:eastAsiaTheme="majorEastAsia" w:hAnsi="Times New Roman" w:cstheme="majorBidi"/>
+      <w:b/>
+      <w:caps/>
       <w:szCs w:val="40"/>
     </w:rPr>
   </w:style>
@@ -902,11 +5408,11 @@
     <w:basedOn w:val="DefaultParagraphFont"/>
     <w:link w:val="Heading1"/>
     <w:uiPriority w:val="9"/>
-    <w:rsid w:val="00130E93"/>
+    <w:rsid w:val="00B35DB0"/>
     <w:rPr>
-      <w:rFonts w:asciiTheme="majorHAnsi" w:eastAsiaTheme="majorEastAsia" w:hAnsiTheme="majorHAnsi" w:cstheme="majorBidi"/>
-      <w:color w:val="2F5496" w:themeColor="accent1" w:themeShade="BF"/>
-      <w:sz w:val="40"/>
+      <w:rFonts w:ascii="Times New Roman" w:eastAsiaTheme="majorEastAsia" w:hAnsi="Times New Roman" w:cstheme="majorBidi"/>
+      <w:b/>
+      <w:caps/>
       <w:szCs w:val="40"/>
     </w:rPr>
   </w:style>
@@ -1195,6 +5701,65 @@
     <w:pPr>
       <w:spacing w:after="0" w:line="240" w:lineRule="auto"/>
     </w:pPr>
+  </w:style>
+  <w:style w:type="paragraph" w:styleId="TOCHeading">
+    <w:name w:val="TOC Heading"/>
+    <w:basedOn w:val="Heading1"/>
+    <w:next w:val="Normal"/>
+    <w:uiPriority w:val="39"/>
+    <w:unhideWhenUsed/>
+    <w:qFormat/>
+    <w:rsid w:val="007A4881"/>
+    <w:pPr>
+      <w:spacing w:before="240" w:after="0" w:line="259" w:lineRule="auto"/>
+      <w:outlineLvl w:val="9"/>
+    </w:pPr>
+    <w:rPr>
+      <w:kern w:val="0"/>
+      <w:sz w:val="32"/>
+      <w:szCs w:val="32"/>
+      <w14:ligatures w14:val="none"/>
+    </w:rPr>
+  </w:style>
+  <w:style w:type="paragraph" w:styleId="TOC1">
+    <w:name w:val="toc 1"/>
+    <w:basedOn w:val="Normal"/>
+    <w:next w:val="Normal"/>
+    <w:autoRedefine/>
+    <w:uiPriority w:val="39"/>
+    <w:unhideWhenUsed/>
+    <w:rsid w:val="006648E4"/>
+    <w:pPr>
+      <w:tabs>
+        <w:tab w:val="right" w:leader="dot" w:pos="9350"/>
+      </w:tabs>
+      <w:spacing w:after="100"/>
+    </w:pPr>
+    <w:rPr>
+      <w:rFonts w:ascii="Times New Roman" w:hAnsi="Times New Roman" w:cs="Times New Roman"/>
+      <w:noProof/>
+    </w:rPr>
+  </w:style>
+  <w:style w:type="character" w:styleId="Hyperlink">
+    <w:name w:val="Hyperlink"/>
+    <w:basedOn w:val="DefaultParagraphFont"/>
+    <w:uiPriority w:val="99"/>
+    <w:unhideWhenUsed/>
+    <w:rsid w:val="006648E4"/>
+    <w:rPr>
+      <w:color w:val="0563C1" w:themeColor="hyperlink"/>
+      <w:u w:val="single"/>
+    </w:rPr>
+  </w:style>
+  <w:style w:type="character" w:styleId="PlaceholderText">
+    <w:name w:val="Placeholder Text"/>
+    <w:basedOn w:val="DefaultParagraphFont"/>
+    <w:uiPriority w:val="99"/>
+    <w:semiHidden/>
+    <w:rsid w:val="006E7FB5"/>
+    <w:rPr>
+      <w:color w:val="666666"/>
+    </w:rPr>
   </w:style>
 </w:styles>
 </file>
@@ -1492,4 +6057,16 @@
     </a:ext>
   </a:extLst>
 </a:theme>
+</file>
+
+<file path=customXml/item1.xml><?xml version="1.0" encoding="utf-8"?>
+<b:Sources xmlns:b="http://schemas.openxmlformats.org/officeDocument/2006/bibliography" xmlns="http://schemas.openxmlformats.org/officeDocument/2006/bibliography" SelectedStyle="\APASixthEditionOfficeOnline.xsl" StyleName="APA" Version="6"/>
+</file>
+
+<file path=customXml/itemProps1.xml><?xml version="1.0" encoding="utf-8"?>
+<ds:datastoreItem xmlns:ds="http://schemas.openxmlformats.org/officeDocument/2006/customXml" ds:itemID="{5AC77D64-B2FD-46D2-924C-CBDDEEE17782}">
+  <ds:schemaRefs>
+    <ds:schemaRef ds:uri="http://schemas.openxmlformats.org/officeDocument/2006/bibliography"/>
+  </ds:schemaRefs>
+</ds:datastoreItem>
 </file>
--- a/termpaper/DiPietrantonio_ME5311_TermPaper.docx
+++ b/termpaper/DiPietrantonio_ME5311_TermPaper.docx
@@ -183,9 +183,11 @@
     <w:sdt>
       <w:sdtPr>
         <w:rPr>
-          <w:rFonts w:ascii="Times New Roman" w:hAnsi="Times New Roman" w:cs="Times New Roman"/>
-          <w:b/>
-          <w:bCs/>
+          <w:rFonts w:ascii="Times New Roman" w:eastAsiaTheme="minorHAnsi" w:hAnsi="Times New Roman" w:cs="Times New Roman"/>
+          <w:b/>
+          <w:bCs/>
+          <w:spacing w:val="0"/>
+          <w:kern w:val="2"/>
           <w:sz w:val="24"/>
           <w:szCs w:val="24"/>
         </w:rPr>
@@ -197,10 +199,8 @@
       </w:sdtPr>
       <w:sdtEndPr>
         <w:rPr>
-          <w:rFonts w:asciiTheme="minorHAnsi" w:eastAsiaTheme="minorHAnsi" w:hAnsiTheme="minorHAnsi" w:cstheme="minorBidi"/>
+          <w:rFonts w:asciiTheme="minorHAnsi" w:hAnsiTheme="minorHAnsi" w:cstheme="minorBidi"/>
           <w:noProof/>
-          <w:spacing w:val="0"/>
-          <w:kern w:val="2"/>
         </w:rPr>
       </w:sdtEndPr>
       <w:sdtContent>
@@ -996,8 +996,6 @@
         </w:numPr>
         <w:rPr>
           <w:rFonts w:ascii="Times New Roman" w:hAnsi="Times New Roman" w:cs="Times New Roman"/>
-          <w:b/>
-          <w:bCs/>
           <w:sz w:val="22"/>
           <w:szCs w:val="22"/>
         </w:rPr>
@@ -1021,6 +1019,58 @@
           <w:szCs w:val="22"/>
         </w:rPr>
         <w:t>:</w:t>
+      </w:r>
+    </w:p>
+    <w:p>
+      <w:pPr>
+        <w:pStyle w:val="NoSpacing"/>
+        <w:numPr>
+          <w:ilvl w:val="1"/>
+          <w:numId w:val="2"/>
+        </w:numPr>
+        <w:rPr>
+          <w:rFonts w:ascii="Times New Roman" w:hAnsi="Times New Roman" w:cs="Times New Roman"/>
+          <w:sz w:val="22"/>
+          <w:szCs w:val="22"/>
+        </w:rPr>
+      </w:pPr>
+      <w:r>
+        <w:rPr>
+          <w:rFonts w:ascii="Times New Roman" w:hAnsi="Times New Roman" w:cs="Times New Roman"/>
+          <w:sz w:val="22"/>
+          <w:szCs w:val="22"/>
+        </w:rPr>
+        <w:t>Introduce options</w:t>
+      </w:r>
+      <w:r>
+        <w:rPr>
+          <w:rFonts w:ascii="Times New Roman" w:hAnsi="Times New Roman" w:cs="Times New Roman"/>
+          <w:sz w:val="22"/>
+          <w:szCs w:val="22"/>
+        </w:rPr>
+        <w:t xml:space="preserve"> (difference between American and European and importance of this difference)</w:t>
+      </w:r>
+    </w:p>
+    <w:p>
+      <w:pPr>
+        <w:pStyle w:val="NoSpacing"/>
+        <w:numPr>
+          <w:ilvl w:val="1"/>
+          <w:numId w:val="2"/>
+        </w:numPr>
+        <w:rPr>
+          <w:rFonts w:ascii="Times New Roman" w:hAnsi="Times New Roman" w:cs="Times New Roman"/>
+          <w:sz w:val="22"/>
+          <w:szCs w:val="22"/>
+        </w:rPr>
+      </w:pPr>
+      <w:r>
+        <w:rPr>
+          <w:rFonts w:ascii="Times New Roman" w:hAnsi="Times New Roman" w:cs="Times New Roman"/>
+          <w:sz w:val="22"/>
+          <w:szCs w:val="22"/>
+        </w:rPr>
+        <w:t>Introduce concept of frictionless and efficient markets and their significance</w:t>
       </w:r>
     </w:p>
     <w:p>
@@ -1373,91 +1423,97 @@
           <w:sz w:val="22"/>
           <w:szCs w:val="22"/>
         </w:rPr>
-        <w:t xml:space="preserve">Derivation of the BSM PDE from the </w:t>
-      </w:r>
-      <w:proofErr w:type="spellStart"/>
-      <w:r>
+        <w:t>Derivation of the BSM PDE from the ito calculus (Shreve; Baxter &amp; Rennie)</w:t>
+      </w:r>
+    </w:p>
+    <w:p>
+      <w:pPr>
+        <w:pStyle w:val="NoSpacing"/>
+        <w:numPr>
+          <w:ilvl w:val="0"/>
+          <w:numId w:val="2"/>
+        </w:numPr>
         <w:rPr>
           <w:rFonts w:ascii="Times New Roman" w:eastAsiaTheme="minorEastAsia" w:hAnsi="Times New Roman" w:cs="Times New Roman"/>
-          <w:sz w:val="22"/>
-          <w:szCs w:val="22"/>
-        </w:rPr>
-        <w:t>ito</w:t>
-      </w:r>
-      <w:proofErr w:type="spellEnd"/>
+          <w:b/>
+          <w:bCs/>
+          <w:sz w:val="22"/>
+          <w:szCs w:val="22"/>
+        </w:rPr>
+      </w:pPr>
       <w:r>
         <w:rPr>
           <w:rFonts w:ascii="Times New Roman" w:eastAsiaTheme="minorEastAsia" w:hAnsi="Times New Roman" w:cs="Times New Roman"/>
-          <w:sz w:val="22"/>
-          <w:szCs w:val="22"/>
-        </w:rPr>
-        <w:t xml:space="preserve"> calculus (Shreve; Baxter &amp; Rennie)</w:t>
+          <w:b/>
+          <w:bCs/>
+          <w:sz w:val="22"/>
+          <w:szCs w:val="22"/>
+        </w:rPr>
+        <w:t>Notes:</w:t>
       </w:r>
     </w:p>
     <w:p>
       <w:pPr>
         <w:pStyle w:val="NoSpacing"/>
         <w:numPr>
-          <w:ilvl w:val="0"/>
-          <w:numId w:val="2"/>
-        </w:numPr>
-        <w:rPr>
-          <w:rFonts w:ascii="Times New Roman" w:eastAsiaTheme="minorEastAsia" w:hAnsi="Times New Roman" w:cs="Times New Roman"/>
-          <w:b/>
-          <w:bCs/>
-          <w:sz w:val="22"/>
-          <w:szCs w:val="22"/>
-        </w:rPr>
-      </w:pPr>
-      <w:r>
-        <w:rPr>
-          <w:rFonts w:ascii="Times New Roman" w:eastAsiaTheme="minorEastAsia" w:hAnsi="Times New Roman" w:cs="Times New Roman"/>
-          <w:b/>
-          <w:bCs/>
-          <w:sz w:val="22"/>
-          <w:szCs w:val="22"/>
-        </w:rPr>
-        <w:t>Notes:</w:t>
+          <w:ilvl w:val="1"/>
+          <w:numId w:val="2"/>
+        </w:numPr>
+        <w:rPr>
+          <w:rFonts w:ascii="Times New Roman" w:hAnsi="Times New Roman" w:cs="Times New Roman"/>
+          <w:b/>
+          <w:bCs/>
+          <w:sz w:val="22"/>
+          <w:szCs w:val="22"/>
+        </w:rPr>
+      </w:pPr>
+      <w:r>
+        <w:rPr>
+          <w:rFonts w:ascii="Times New Roman" w:hAnsi="Times New Roman" w:cs="Times New Roman"/>
+          <w:sz w:val="22"/>
+          <w:szCs w:val="22"/>
+        </w:rPr>
+        <w:t xml:space="preserve">BSM comes from stochastic calculus, not fluids </w:t>
+      </w:r>
+      <w:r>
+        <w:rPr>
+          <w:rFonts w:ascii="Times New Roman" w:hAnsi="Times New Roman" w:cs="Times New Roman"/>
+          <w:sz w:val="22"/>
+          <w:szCs w:val="22"/>
+        </w:rPr>
+        <w:sym w:font="Wingdings" w:char="F0E0"/>
+      </w:r>
+      <w:r>
+        <w:rPr>
+          <w:rFonts w:ascii="Times New Roman" w:hAnsi="Times New Roman" w:cs="Times New Roman"/>
+          <w:sz w:val="22"/>
+          <w:szCs w:val="22"/>
+        </w:rPr>
+        <w:t xml:space="preserve"> provide minimum mathematical background</w:t>
       </w:r>
     </w:p>
     <w:p>
       <w:pPr>
         <w:pStyle w:val="NoSpacing"/>
         <w:numPr>
-          <w:ilvl w:val="1"/>
-          <w:numId w:val="2"/>
-        </w:numPr>
-        <w:rPr>
-          <w:rFonts w:ascii="Times New Roman" w:hAnsi="Times New Roman" w:cs="Times New Roman"/>
-          <w:b/>
-          <w:bCs/>
-          <w:sz w:val="22"/>
-          <w:szCs w:val="22"/>
-        </w:rPr>
-      </w:pPr>
-      <w:r>
-        <w:rPr>
-          <w:rFonts w:ascii="Times New Roman" w:hAnsi="Times New Roman" w:cs="Times New Roman"/>
-          <w:sz w:val="22"/>
-          <w:szCs w:val="22"/>
-        </w:rPr>
-        <w:t xml:space="preserve">BSM comes from stochastic calculus, not fluids </w:t>
-      </w:r>
-      <w:r>
-        <w:rPr>
-          <w:rFonts w:ascii="Times New Roman" w:hAnsi="Times New Roman" w:cs="Times New Roman"/>
-          <w:sz w:val="22"/>
-          <w:szCs w:val="22"/>
-        </w:rPr>
-        <w:sym w:font="Wingdings" w:char="F0E0"/>
-      </w:r>
-      <w:r>
-        <w:rPr>
-          <w:rFonts w:ascii="Times New Roman" w:hAnsi="Times New Roman" w:cs="Times New Roman"/>
-          <w:sz w:val="22"/>
-          <w:szCs w:val="22"/>
-        </w:rPr>
-        <w:t xml:space="preserve"> provide minimum mathematical background</w:t>
+          <w:ilvl w:val="2"/>
+          <w:numId w:val="2"/>
+        </w:numPr>
+        <w:rPr>
+          <w:rFonts w:ascii="Times New Roman" w:hAnsi="Times New Roman" w:cs="Times New Roman"/>
+          <w:b/>
+          <w:bCs/>
+          <w:sz w:val="22"/>
+          <w:szCs w:val="22"/>
+        </w:rPr>
+      </w:pPr>
+      <w:r>
+        <w:rPr>
+          <w:rFonts w:ascii="Times New Roman" w:hAnsi="Times New Roman" w:cs="Times New Roman"/>
+          <w:sz w:val="22"/>
+          <w:szCs w:val="22"/>
+        </w:rPr>
+        <w:t>What random motion the asset follows</w:t>
       </w:r>
     </w:p>
     <w:p>
@@ -1481,49 +1537,7 @@
           <w:sz w:val="22"/>
           <w:szCs w:val="22"/>
         </w:rPr>
-        <w:t>What random motion the asset follows</w:t>
-      </w:r>
-    </w:p>
-    <w:p>
-      <w:pPr>
-        <w:pStyle w:val="NoSpacing"/>
-        <w:numPr>
-          <w:ilvl w:val="2"/>
-          <w:numId w:val="2"/>
-        </w:numPr>
-        <w:rPr>
-          <w:rFonts w:ascii="Times New Roman" w:hAnsi="Times New Roman" w:cs="Times New Roman"/>
-          <w:b/>
-          <w:bCs/>
-          <w:sz w:val="22"/>
-          <w:szCs w:val="22"/>
-        </w:rPr>
-      </w:pPr>
-      <w:r>
-        <w:rPr>
-          <w:rFonts w:ascii="Times New Roman" w:hAnsi="Times New Roman" w:cs="Times New Roman"/>
-          <w:sz w:val="22"/>
-          <w:szCs w:val="22"/>
-        </w:rPr>
-        <w:t xml:space="preserve">How </w:t>
-      </w:r>
-      <w:proofErr w:type="spellStart"/>
-      <w:r>
-        <w:rPr>
-          <w:rFonts w:ascii="Times New Roman" w:hAnsi="Times New Roman" w:cs="Times New Roman"/>
-          <w:sz w:val="22"/>
-          <w:szCs w:val="22"/>
-        </w:rPr>
-        <w:t>ito</w:t>
-      </w:r>
-      <w:proofErr w:type="spellEnd"/>
-      <w:r>
-        <w:rPr>
-          <w:rFonts w:ascii="Times New Roman" w:hAnsi="Times New Roman" w:cs="Times New Roman"/>
-          <w:sz w:val="22"/>
-          <w:szCs w:val="22"/>
-        </w:rPr>
-        <w:t xml:space="preserve"> calculus leads to a PDE</w:t>
+        <w:t>How ito calculus leads to a PDE</w:t>
       </w:r>
     </w:p>
     <w:p>
@@ -2181,6 +2195,7 @@
           <w:sz w:val="22"/>
           <w:szCs w:val="22"/>
         </w:rPr>
+        <w:lastRenderedPageBreak/>
         <w:t>Core Financial PDE (“physics” of the finance side. Like defining the NS equations before discussing turbulence models</w:t>
       </w:r>
     </w:p>
@@ -2247,7 +2262,6 @@
           <w:sz w:val="22"/>
           <w:szCs w:val="22"/>
         </w:rPr>
-        <w:lastRenderedPageBreak/>
         <w:t xml:space="preserve">Explain the assumptions </w:t>
       </w:r>
     </w:p>
@@ -3078,16 +3092,7 @@
           <w:rPr>
             <w:rFonts w:ascii="Cambria Math" w:hAnsi="Cambria Math" w:cs="Times New Roman"/>
           </w:rPr>
-          <m:t>∇</m:t>
-        </m:r>
-        <m:r>
-          <m:rPr>
-            <m:sty m:val="p"/>
-          </m:rPr>
-          <w:rPr>
-            <w:rFonts w:ascii="Cambria Math" w:hAnsi="Cambria Math" w:cs="Times New Roman"/>
-          </w:rPr>
-          <m:t> </m:t>
+          <m:t>∇ </m:t>
         </m:r>
         <m:r>
           <w:rPr>
@@ -3327,6 +3332,7 @@
       </w:pPr>
       <w:bookmarkStart w:id="5" w:name="_Toc222762154"/>
       <w:r>
+        <w:lastRenderedPageBreak/>
         <w:t>MAPPING BETWEEN BSM AND CFD PDF TRANSPORT</w:t>
       </w:r>
       <w:bookmarkEnd w:id="5"/>
@@ -3422,7 +3428,6 @@
         <w:rPr>
           <w:rFonts w:ascii="Times New Roman" w:hAnsi="Times New Roman" w:cs="Times New Roman"/>
         </w:rPr>
-        <w:lastRenderedPageBreak/>
         <w:t>Variable mapping:</w:t>
       </w:r>
     </w:p>
@@ -3495,16 +3500,8 @@
         <w:rPr>
           <w:rFonts w:ascii="Times New Roman" w:hAnsi="Times New Roman" w:cs="Times New Roman"/>
         </w:rPr>
-        <w:t xml:space="preserve"> drift </w:t>
-      </w:r>
-      <w:proofErr w:type="spellStart"/>
-      <w:r>
-        <w:rPr>
-          <w:rFonts w:ascii="Times New Roman" w:hAnsi="Times New Roman" w:cs="Times New Roman"/>
-        </w:rPr>
-        <w:t>rS</w:t>
-      </w:r>
-      <w:proofErr w:type="spellEnd"/>
+        <w:t xml:space="preserve"> drift rS</w:t>
+      </w:r>
     </w:p>
     <w:p>
       <w:pPr>
@@ -3887,21 +3884,7 @@
         <w:rPr>
           <w:rFonts w:ascii="Times New Roman" w:hAnsi="Times New Roman" w:cs="Times New Roman"/>
         </w:rPr>
-        <w:t xml:space="preserve">Analogy to </w:t>
-      </w:r>
-      <w:proofErr w:type="spellStart"/>
-      <w:r>
-        <w:rPr>
-          <w:rFonts w:ascii="Times New Roman" w:hAnsi="Times New Roman" w:cs="Times New Roman"/>
-        </w:rPr>
-        <w:t>Lagrangian</w:t>
-      </w:r>
-      <w:proofErr w:type="spellEnd"/>
-      <w:r>
-        <w:rPr>
-          <w:rFonts w:ascii="Times New Roman" w:hAnsi="Times New Roman" w:cs="Times New Roman"/>
-        </w:rPr>
-        <w:t xml:space="preserve"> particle PDF methods in turbulence</w:t>
+        <w:t>Analogy to Lagrangian particle PDF methods in turbulence</w:t>
       </w:r>
     </w:p>
     <w:p>
@@ -4051,19 +4034,11 @@
           <w:rFonts w:ascii="Times New Roman" w:hAnsi="Times New Roman" w:cs="Times New Roman"/>
         </w:rPr>
       </w:pPr>
-      <w:proofErr w:type="gramStart"/>
-      <w:r>
-        <w:rPr>
-          <w:rFonts w:ascii="Times New Roman" w:hAnsi="Times New Roman" w:cs="Times New Roman"/>
-        </w:rPr>
-        <w:t>All of</w:t>
-      </w:r>
-      <w:proofErr w:type="gramEnd"/>
-      <w:r>
-        <w:rPr>
-          <w:rFonts w:ascii="Times New Roman" w:hAnsi="Times New Roman" w:cs="Times New Roman"/>
-        </w:rPr>
-        <w:t xml:space="preserve"> the above</w:t>
+      <w:r>
+        <w:rPr>
+          <w:rFonts w:ascii="Times New Roman" w:hAnsi="Times New Roman" w:cs="Times New Roman"/>
+        </w:rPr>
+        <w:t>All of the above</w:t>
       </w:r>
     </w:p>
     <w:p>
@@ -4083,6 +4058,7 @@
           <w:b/>
           <w:bCs/>
         </w:rPr>
+        <w:lastRenderedPageBreak/>
         <w:t>Content:</w:t>
       </w:r>
     </w:p>
@@ -4157,7 +4133,6 @@
           <w:b/>
           <w:bCs/>
         </w:rPr>
-        <w:lastRenderedPageBreak/>
         <w:t>Notes:</w:t>
       </w:r>
     </w:p>
